--- a/대본/2부/14화_First_Patient_In.docx
+++ b/대본/2부/14화_First_Patient_In.docx
@@ -2,7 +2,7 @@
 <file path=word/document.xml><?xml version="1.0" encoding="utf-8"?>
 <w:document xmlns:w="http://schemas.openxmlformats.org/wordprocessingml/2006/main" xmlns:m="http://schemas.openxmlformats.org/officeDocument/2006/math" xmlns:r="http://schemas.openxmlformats.org/officeDocument/2006/relationships" xmlns:o="urn:schemas-microsoft-com:office:office" xmlns:v="urn:schemas-microsoft-com:vml" xmlns:w10="urn:schemas-microsoft-com:office:word" xmlns:a="http://schemas.openxmlformats.org/drawingml/2006/main" xmlns:pic="http://schemas.openxmlformats.org/drawingml/2006/picture" xmlns:wp="http://schemas.openxmlformats.org/drawingml/2006/wordprocessingDrawing">
   <w:body>
-    <w:bookmarkStart w:id="31" w:name="ship-it-2부-14화"/>
+    <w:bookmarkStart w:id="32" w:name="ship-it-2부-14화"/>
     <w:p>
       <w:pPr>
         <w:pStyle w:val="Heading1"/>
@@ -65,7 +65,7 @@
         <w:t xml:space="preserve"> </w:t>
       </w:r>
       <w:r>
-        <w:t xml:space="preserve">- 규칙: 지문 없음. 전 화 100% 「화자명: 대사」. 1턴 15단어 이내.</w:t>
+        <w:t xml:space="preserve">- 규칙: 지문 없음. 전 화 100% 「화자명: 대사」. 1턴 15단어 이내 + 긴 턴 10~15회(25~35단어).</w:t>
       </w:r>
       <w:r>
         <w:t xml:space="preserve"> </w:t>
@@ -489,13 +489,13 @@
         </w:numPr>
       </w:pPr>
       <w:r>
-        <w:t xml:space="preserve">ELENA: Only if you agree. You can ask us to leave. Anytime.</w:t>
-      </w:r>
-      <w:r>
-        <w:t xml:space="preserve"> </w:t>
-      </w:r>
-      <w:r>
-        <w:t xml:space="preserve">엘레나: 동의하실 때만요. 언제든 나가 달라고 하셔도 돼요.</w:t>
+        <w:t xml:space="preserve">ELENA: Only if you agree. This is your appointment, not ours. If you feel uncomfortable at any point, you can ask us to leave, and nobody will be upset.</w:t>
+      </w:r>
+      <w:r>
+        <w:t xml:space="preserve"> </w:t>
+      </w:r>
+      <w:r>
+        <w:t xml:space="preserve">엘레나: 동의하실 때만요. 이건 저희가 아니라 린다 씨의 진료 시간이에요. 언제든 불편하시면 나가 달라고 하셔도 되고, 아무도 기분 나빠하지 않아요.</w:t>
       </w:r>
     </w:p>
     <w:p>
@@ -574,13 +574,13 @@
         </w:numPr>
       </w:pPr>
       <w:r>
-        <w:t xml:space="preserve">LINDA: You’re testing a new filler. For smile lines. Against one that’s already approved.</w:t>
-      </w:r>
-      <w:r>
-        <w:t xml:space="preserve"> </w:t>
-      </w:r>
-      <w:r>
-        <w:t xml:space="preserve">린다: 새 필러를 시험하는 거예요. 팔자주름에요. 이미 승인된 것과 비교해서요.</w:t>
+        <w:t xml:space="preserve">LINDA: You’re testing a new filler for smile lines, against one that’s already approved. The point is to show the new one works just as well, and that it’s safe.</w:t>
+      </w:r>
+      <w:r>
+        <w:t xml:space="preserve"> </w:t>
+      </w:r>
+      <w:r>
+        <w:t xml:space="preserve">린다: 팔자주름용 새 필러를 이미 승인된 것과 비교해서 시험하는 거예요. 새 필러가 똑같이 효과가 있고, 안전하다는 걸 보여 주는 게 목적이고요.</w:t>
       </w:r>
     </w:p>
     <w:p>
@@ -761,13 +761,13 @@
         </w:numPr>
       </w:pPr>
       <w:r>
-        <w:t xml:space="preserve">STEIN: Yes. You can say no to that part. And still join the main study.</w:t>
-      </w:r>
-      <w:r>
-        <w:t xml:space="preserve"> </w:t>
-      </w:r>
-      <w:r>
-        <w:t xml:space="preserve">스타인: 네. 그 부분은 거절해도 돼요. 그래도 본 연구엔 참여할 수 있어요.</w:t>
+        <w:t xml:space="preserve">STEIN: Yes. You can say no to that part and still join the main study. Saying no won’t change how we treat you, so please choose what feels right for you.</w:t>
+      </w:r>
+      <w:r>
+        <w:t xml:space="preserve"> </w:t>
+      </w:r>
+      <w:r>
+        <w:t xml:space="preserve">스타인: 네. 그 부분은 거절하고 본 연구에만 참여해도 돼요. 거절해도 우리가 린다 씨를 대하는 방식은 하나도 달라지지 않으니까, 편한 쪽으로 선택하세요.</w:t>
       </w:r>
     </w:p>
     <w:p>
@@ -795,13 +795,13 @@
         </w:numPr>
       </w:pPr>
       <w:r>
-        <w:t xml:space="preserve">STEIN: Completely okay. It won’t affect your care at all.</w:t>
-      </w:r>
-      <w:r>
-        <w:t xml:space="preserve"> </w:t>
-      </w:r>
-      <w:r>
-        <w:t xml:space="preserve">스타인: 완전히 괜찮아요. 치료에는 전혀 영향이 없어요.</w:t>
+        <w:t xml:space="preserve">STEIN: Completely okay. Thank you for telling me.</w:t>
+      </w:r>
+      <w:r>
+        <w:t xml:space="preserve"> </w:t>
+      </w:r>
+      <w:r>
+        <w:t xml:space="preserve">스타인: 완전히 괜찮아요. 말해 줘서 고마워요.</w:t>
       </w:r>
     </w:p>
     <w:p>
@@ -1023,13 +1023,13 @@
         </w:numPr>
       </w:pPr>
       <w:r>
-        <w:t xml:space="preserve">NOAH: Thirteen months since the ER. Thirteen months to this chair.</w:t>
-      </w:r>
-      <w:r>
-        <w:t xml:space="preserve"> </w:t>
-      </w:r>
-      <w:r>
-        <w:t xml:space="preserve">노아: 응급실 이후 13개월. 이 의자까지 13개월.</w:t>
+        <w:t xml:space="preserve">NOAH: Thirteen months since the ER. Thirteen months from a napkin to this chair. I keep thinking about Lily that night, and how scared we all were.</w:t>
+      </w:r>
+      <w:r>
+        <w:t xml:space="preserve"> </w:t>
+      </w:r>
+      <w:r>
+        <w:t xml:space="preserve">노아: 응급실 이후 13개월. 냅킨 한 장에서 이 의자까지 13개월. 자꾸 그날 밤 릴리 생각이 나요. 우리 모두 얼마나 겁에 질렸었는지.</w:t>
       </w:r>
     </w:p>
     <w:bookmarkEnd w:id="22"/>
@@ -1084,13 +1084,13 @@
         </w:numPr>
       </w:pPr>
       <w:r>
-        <w:t xml:space="preserve">STEIN: I know, but the evaluator won’t. That keeps the results honest.</w:t>
-      </w:r>
-      <w:r>
-        <w:t xml:space="preserve"> </w:t>
-      </w:r>
-      <w:r>
-        <w:t xml:space="preserve">스타인: 나는 알지만 평가자는 몰라요. 그래야 결과가 정직해져요.</w:t>
+        <w:t xml:space="preserve">STEIN: I know, but the evaluator won’t, because they only see the photos and the scores. That keeps the results honest. Nobody can be kind to the new product, even by accident.</w:t>
+      </w:r>
+      <w:r>
+        <w:t xml:space="preserve"> </w:t>
+      </w:r>
+      <w:r>
+        <w:t xml:space="preserve">스타인: 나는 알지만 평가자는 몰라요. 평가자는 사진과 점수만 보거든요. 그래야 결과가 정직해져요. 아무도, 실수로라도 신제품 편을 들 수 없죠.</w:t>
       </w:r>
     </w:p>
     <w:p>
@@ -1475,13 +1475,13 @@
         </w:numPr>
       </w:pPr>
       <w:r>
-        <w:t xml:space="preserve">ELENA: Linda, if anything feels wrong, call the number on your card. Day or night.</w:t>
-      </w:r>
-      <w:r>
-        <w:t xml:space="preserve"> </w:t>
-      </w:r>
-      <w:r>
-        <w:t xml:space="preserve">엘레나: 린다, 뭔가 이상하면 카드에 있는 번호로 전화하세요. 밤낮없이요.</w:t>
+        <w:t xml:space="preserve">ELENA: Linda, if anything feels wrong, call the number on your card, day or night. Most things are small, but a few problems need treatment fast, so we’d rather hear early.</w:t>
+      </w:r>
+      <w:r>
+        <w:t xml:space="preserve"> </w:t>
+      </w:r>
+      <w:r>
+        <w:t xml:space="preserve">엘레나: 린다, 뭔가 이상하면 밤이든 낮이든 카드에 있는 번호로 전화하세요. 대부분은 사소한 일이지만, 몇몇 문제는 빨리 치료해야 해서 일찍 연락받는 게 훨씬 나아요.</w:t>
       </w:r>
     </w:p>
     <w:p>
@@ -1604,13 +1604,13 @@
         </w:numPr>
       </w:pPr>
       <w:r>
-        <w:t xml:space="preserve">GRACE: She’s okay. Bruising and swelling on the left side. She called this morning.</w:t>
-      </w:r>
-      <w:r>
-        <w:t xml:space="preserve"> </w:t>
-      </w:r>
-      <w:r>
-        <w:t xml:space="preserve">그레이스: 괜찮아요. 왼쪽에 멍과 부기가 있어요. 오늘 아침 전화했대요.</w:t>
+        <w:t xml:space="preserve">GRACE: She’s okay. She called this morning about bruising and swelling on the left side. Dr. Stein’s team saw her, and I’ll give you the details. But first, nobody needs to panic.</w:t>
+      </w:r>
+      <w:r>
+        <w:t xml:space="preserve"> </w:t>
+      </w:r>
+      <w:r>
+        <w:t xml:space="preserve">그레이스: 괜찮아요. 오늘 아침에 왼쪽에 멍과 부기가 있다고 전화했대요. 스타인 박사님 팀이 봤고, 자세한 건 제가 말씀드릴게요. 하지만 먼저, 아무도 당황할 필요 없어요.</w:t>
       </w:r>
     </w:p>
     <w:p>
@@ -1655,13 +1655,13 @@
         </w:numPr>
       </w:pPr>
       <w:r>
-        <w:t xml:space="preserve">NOAH: Sorry. I’m just… it’s our first patient.</w:t>
-      </w:r>
-      <w:r>
-        <w:t xml:space="preserve"> </w:t>
-      </w:r>
-      <w:r>
-        <w:t xml:space="preserve">노아: 미안해요. 그냥… 우리 첫 환자잖아요.</w:t>
+        <w:t xml:space="preserve">NOAH: Sorry. I’m just… it’s our first patient. For thirteen months, she was only a number in a plan. Now she has a name, a husband and a bruise, and it feels very real.</w:t>
+      </w:r>
+      <w:r>
+        <w:t xml:space="preserve"> </w:t>
+      </w:r>
+      <w:r>
+        <w:t xml:space="preserve">노아: 미안해요. 그냥… 우리 첫 환자잖아요. 13개월 동안 그녀는 계획서 속 숫자일 뿐이었어요. 그런데 이제 이름이 있고, 남편이 있고, 멍이 있으니까 너무 실감이 나요.</w:t>
       </w:r>
     </w:p>
     <w:p>
@@ -1757,13 +1757,13 @@
         </w:numPr>
       </w:pPr>
       <w:r>
-        <w:t xml:space="preserve">ELENA: Expected is not the same as nothing. We still document it. Every detail.</w:t>
-      </w:r>
-      <w:r>
-        <w:t xml:space="preserve"> </w:t>
-      </w:r>
-      <w:r>
-        <w:t xml:space="preserve">엘레나: 예상된 것이 아무것도 아닌 것과 같진 않아요. 그래도 기록해요. 세부 사항 전부.</w:t>
+        <w:t xml:space="preserve">ELENA: Expected is not the same as nothing. We still document it, every detail, because one bruise means very little, but fifty bruises might tell us something. Patterns only appear on paper.</w:t>
+      </w:r>
+      <w:r>
+        <w:t xml:space="preserve"> </w:t>
+      </w:r>
+      <w:r>
+        <w:t xml:space="preserve">엘레나: 예상된 것이 아무것도 아닌 것과 같진 않아요. 그래도 세부 사항까지 전부 기록해요. 멍 하나는 별 의미가 없지만, 멍 쉰 개는 뭔가를 말해 줄 수 있거든요. 패턴은 기록 속에서만 보여요.</w:t>
       </w:r>
     </w:p>
     <w:p>
@@ -1841,13 +1841,13 @@
         </w:numPr>
       </w:pPr>
       <w:r>
-        <w:t xml:space="preserve">GRACE: Hospitalization. Permanent damage. Life-threatening. Those have strict reporting deadlines.</w:t>
-      </w:r>
-      <w:r>
-        <w:t xml:space="preserve"> </w:t>
-      </w:r>
-      <w:r>
-        <w:t xml:space="preserve">그레이스: 입원. 영구적 손상. 생명 위협. 그런 건 보고 기한이 엄격해요.</w:t>
+        <w:t xml:space="preserve">GRACE: Hospitalization, permanent damage, or anything life-threatening. Those are serious events, and they have strict reporting deadlines. A bruise like Linda’s is recorded and reported on the normal schedule.</w:t>
+      </w:r>
+      <w:r>
+        <w:t xml:space="preserve"> </w:t>
+      </w:r>
+      <w:r>
+        <w:t xml:space="preserve">그레이스: 입원, 영구적 손상, 또는 생명을 위협하는 것. 그런 게 중대한 사건이고, 보고 기한이 엄격해요. 린다 씨 같은 멍은 기록해서 정해진 일반 일정에 따라 보고해요.</w:t>
       </w:r>
     </w:p>
     <w:p>
@@ -1994,13 +1994,13 @@
         </w:numPr>
       </w:pPr>
       <w:r>
-        <w:t xml:space="preserve">ELENA: Not for sure. Only the DSMB sees unblinded safety data. To protect patients.</w:t>
-      </w:r>
-      <w:r>
-        <w:t xml:space="preserve"> </w:t>
-      </w:r>
-      <w:r>
-        <w:t xml:space="preserve">엘레나: 확실히는요. 눈가림 해제된 안전성 데이터는 DSMB만 봐요. 환자 보호를 위해서요.</w:t>
+        <w:t xml:space="preserve">ELENA: Not for sure. Only the DSMB sees unblinded safety data, to protect patients. If we saw it, we might start making decisions based on hope, and that would damage the trial.</w:t>
+      </w:r>
+      <w:r>
+        <w:t xml:space="preserve"> </w:t>
+      </w:r>
+      <w:r>
+        <w:t xml:space="preserve">엘레나: 확실히는요. 눈가림 해제된 안전성 데이터는 환자 보호를 위해 DSMB만 봐요. 우리가 그걸 보면 희망에 기대서 결정을 내리기 시작할 수 있고, 그건 임상을 망쳐요.</w:t>
       </w:r>
     </w:p>
     <w:p>
@@ -2089,13 +2089,13 @@
         </w:numPr>
       </w:pPr>
       <w:r>
-        <w:t xml:space="preserve">STEIN: I told you I’m fast. My waiting list is long.</w:t>
-      </w:r>
-      <w:r>
-        <w:t xml:space="preserve"> </w:t>
-      </w:r>
-      <w:r>
-        <w:t xml:space="preserve">스타인: 빠르다고 했잖아요. 대기자 명단이 길어요.</w:t>
+        <w:t xml:space="preserve">STEIN: I told you I’m fast. My waiting list is long, and my patients trust me. When I tell them a study is done properly, they join. Trust is my real enrollment tool.</w:t>
+      </w:r>
+      <w:r>
+        <w:t xml:space="preserve"> </w:t>
+      </w:r>
+      <w:r>
+        <w:t xml:space="preserve">스타인: 빠르다고 했잖아요. 대기자 명단이 길고, 환자들이 날 믿어요. 연구가 제대로 진행된다고 내가 말하면 참여해요. 신뢰가 진짜 등록 도구예요.</w:t>
       </w:r>
     </w:p>
     <w:p>
@@ -2174,13 +2174,13 @@
         </w:numPr>
       </w:pPr>
       <w:r>
-        <w:t xml:space="preserve">GRACE: At this pace, all three hundred in about nine months.</w:t>
-      </w:r>
-      <w:r>
-        <w:t xml:space="preserve"> </w:t>
-      </w:r>
-      <w:r>
-        <w:t xml:space="preserve">그레이스: 이 속도면 300명 전원이 약 9개월 걸려요.</w:t>
+        <w:t xml:space="preserve">GRACE: At this pace, all three hundred in about nine months. But enrollment often slows down after the excitement of the first weeks, so I’ll keep watching every site closely.</w:t>
+      </w:r>
+      <w:r>
+        <w:t xml:space="preserve"> </w:t>
+      </w:r>
+      <w:r>
+        <w:t xml:space="preserve">그레이스: 이 속도면 300명 전원이 약 9개월 걸려요. 하지만 등록은 첫 몇 주의 열기가 지나면 느려지는 경우가 많아서, 모든 사이트를 계속 꼼꼼히 지켜볼 거예요.</w:t>
       </w:r>
     </w:p>
     <w:p>
@@ -2294,7 +2294,7 @@
     </w:p>
     <w:bookmarkEnd w:id="25"/>
     <w:bookmarkEnd w:id="26"/>
-    <w:bookmarkStart w:id="30" w:name="학습-부록"/>
+    <w:bookmarkStart w:id="31" w:name="학습-부록"/>
     <w:p>
       <w:pPr>
         <w:pStyle w:val="Heading2"/>
@@ -3190,8 +3190,322 @@
       </w:r>
     </w:p>
     <w:bookmarkEnd w:id="29"/>
+    <w:bookmarkStart w:id="30" w:name="긴-발화-분석"/>
+    <w:p>
+      <w:pPr>
+        <w:pStyle w:val="Heading3"/>
+      </w:pPr>
+      <w:r>
+        <w:t xml:space="preserve">④ 긴 발화 분석</w:t>
+      </w:r>
+    </w:p>
+    <w:p>
+      <w:pPr>
+        <w:pStyle w:val="BlockText"/>
+      </w:pPr>
+      <w:r>
+        <w:rPr>
+          <w:bCs/>
+          <w:b/>
+        </w:rPr>
+        <w:t xml:space="preserve">92턴 ELENA:</w:t>
+      </w:r>
+      <w:r>
+        <w:t xml:space="preserve"> </w:t>
+      </w:r>
+      <w:r>
+        <w:t xml:space="preserve">“</w:t>
+      </w:r>
+      <w:r>
+        <w:t xml:space="preserve">Expected is not the same as nothing. We still document it, every detail, because one bruise means very little, but fifty bruises might tell us something. Patterns only appear on paper.</w:t>
+      </w:r>
+      <w:r>
+        <w:t xml:space="preserve">”</w:t>
+      </w:r>
+    </w:p>
+    <w:tbl>
+      <w:tblPr>
+        <w:tblStyle w:val="Table"/>
+        <w:tblW w:type="pct" w:w="5000"/>
+        <w:tblLook w:firstRow="1" w:lastRow="0" w:firstColumn="0" w:lastColumn="0" w:noHBand="0" w:noVBand="0" w:val="0020"/>
+        <w:jc w:val="start"/>
+      </w:tblPr>
+      <w:tblGrid>
+        <w:gridCol w:w="2640"/>
+        <w:gridCol w:w="2640"/>
+        <w:gridCol w:w="2640"/>
+      </w:tblGrid>
+      <w:tr>
+        <w:trPr>
+          <w:tblHeader w:val="true"/>
+        </w:trPr>
+        <w:tc>
+          <w:tcPr/>
+          <w:p>
+            <w:pPr>
+              <w:pStyle w:val="Compact"/>
+              <w:jc w:val="left"/>
+            </w:pPr>
+            <w:r>
+              <w:t xml:space="preserve">구조</w:t>
+            </w:r>
+          </w:p>
+        </w:tc>
+        <w:tc>
+          <w:tcPr/>
+          <w:p>
+            <w:pPr>
+              <w:pStyle w:val="Compact"/>
+              <w:jc w:val="left"/>
+            </w:pPr>
+            <w:r>
+              <w:t xml:space="preserve">영어</w:t>
+            </w:r>
+          </w:p>
+        </w:tc>
+        <w:tc>
+          <w:tcPr/>
+          <w:p>
+            <w:pPr>
+              <w:pStyle w:val="Compact"/>
+              <w:jc w:val="left"/>
+            </w:pPr>
+            <w:r>
+              <w:t xml:space="preserve">기능</w:t>
+            </w:r>
+          </w:p>
+        </w:tc>
+      </w:tr>
+      <w:tr>
+        <w:tc>
+          <w:tcPr/>
+          <w:p>
+            <w:pPr>
+              <w:pStyle w:val="Compact"/>
+              <w:jc w:val="left"/>
+            </w:pPr>
+            <w:r>
+              <w:t xml:space="preserve">① 원칙(정정)</w:t>
+            </w:r>
+          </w:p>
+        </w:tc>
+        <w:tc>
+          <w:tcPr/>
+          <w:p>
+            <w:pPr>
+              <w:pStyle w:val="Compact"/>
+              <w:jc w:val="left"/>
+            </w:pPr>
+            <w:r>
+              <w:t xml:space="preserve">Expected is not the same as nothing.</w:t>
+            </w:r>
+          </w:p>
+        </w:tc>
+        <w:tc>
+          <w:tcPr/>
+          <w:p>
+            <w:pPr>
+              <w:pStyle w:val="Compact"/>
+              <w:jc w:val="left"/>
+            </w:pPr>
+            <w:r>
+              <w:t xml:space="preserve">“</w:t>
+            </w:r>
+            <w:r>
+              <w:t xml:space="preserve">A ≠ B</w:t>
+            </w:r>
+            <w:r>
+              <w:t xml:space="preserve">”</w:t>
+            </w:r>
+            <w:r>
+              <w:t xml:space="preserve">로 상대의 안이한 생각을 한 줄로 바로잡음</w:t>
+            </w:r>
+          </w:p>
+        </w:tc>
+      </w:tr>
+      <w:tr>
+        <w:tc>
+          <w:tcPr/>
+          <w:p>
+            <w:pPr>
+              <w:pStyle w:val="Compact"/>
+              <w:jc w:val="left"/>
+            </w:pPr>
+            <w:r>
+              <w:t xml:space="preserve">② 행동</w:t>
+            </w:r>
+          </w:p>
+        </w:tc>
+        <w:tc>
+          <w:tcPr/>
+          <w:p>
+            <w:pPr>
+              <w:pStyle w:val="Compact"/>
+              <w:jc w:val="left"/>
+            </w:pPr>
+            <w:r>
+              <w:t xml:space="preserve">We still document it, every detail,</w:t>
+            </w:r>
+          </w:p>
+        </w:tc>
+        <w:tc>
+          <w:tcPr/>
+          <w:p>
+            <w:pPr>
+              <w:pStyle w:val="Compact"/>
+              <w:jc w:val="left"/>
+            </w:pPr>
+            <w:r>
+              <w:t xml:space="preserve">still로</w:t>
+            </w:r>
+            <w:r>
+              <w:t xml:space="preserve"> </w:t>
+            </w:r>
+            <w:r>
+              <w:t xml:space="preserve">“</w:t>
+            </w:r>
+            <w:r>
+              <w:t xml:space="preserve">그래도 할 일은 한다</w:t>
+            </w:r>
+            <w:r>
+              <w:t xml:space="preserve">”</w:t>
+            </w:r>
+            <w:r>
+              <w:t xml:space="preserve">는 절차를 분명히 함</w:t>
+            </w:r>
+          </w:p>
+        </w:tc>
+      </w:tr>
+      <w:tr>
+        <w:tc>
+          <w:tcPr/>
+          <w:p>
+            <w:pPr>
+              <w:pStyle w:val="Compact"/>
+              <w:jc w:val="left"/>
+            </w:pPr>
+            <w:r>
+              <w:t xml:space="preserve">③ 이유(대비)</w:t>
+            </w:r>
+          </w:p>
+        </w:tc>
+        <w:tc>
+          <w:tcPr/>
+          <w:p>
+            <w:pPr>
+              <w:pStyle w:val="Compact"/>
+              <w:jc w:val="left"/>
+            </w:pPr>
+            <w:r>
+              <w:t xml:space="preserve">because one bruise means very little, but fifty bruises might tell us something.</w:t>
+            </w:r>
+          </w:p>
+        </w:tc>
+        <w:tc>
+          <w:tcPr/>
+          <w:p>
+            <w:pPr>
+              <w:pStyle w:val="Compact"/>
+              <w:jc w:val="left"/>
+            </w:pPr>
+            <w:r>
+              <w:t xml:space="preserve">because + one vs. fifty 대비로 기록이 왜 필요한지 설명</w:t>
+            </w:r>
+          </w:p>
+        </w:tc>
+      </w:tr>
+      <w:tr>
+        <w:tc>
+          <w:tcPr/>
+          <w:p>
+            <w:pPr>
+              <w:pStyle w:val="Compact"/>
+              <w:jc w:val="left"/>
+            </w:pPr>
+            <w:r>
+              <w:t xml:space="preserve">④ 요약</w:t>
+            </w:r>
+          </w:p>
+        </w:tc>
+        <w:tc>
+          <w:tcPr/>
+          <w:p>
+            <w:pPr>
+              <w:pStyle w:val="Compact"/>
+              <w:jc w:val="left"/>
+            </w:pPr>
+            <w:r>
+              <w:t xml:space="preserve">Patterns only appear on paper.</w:t>
+            </w:r>
+          </w:p>
+        </w:tc>
+        <w:tc>
+          <w:tcPr/>
+          <w:p>
+            <w:pPr>
+              <w:pStyle w:val="Compact"/>
+              <w:jc w:val="left"/>
+            </w:pPr>
+            <w:r>
+              <w:t xml:space="preserve">짧은 문장으로 원칙을 기억하기 쉽게 마무리</w:t>
+            </w:r>
+          </w:p>
+        </w:tc>
+      </w:tr>
+    </w:tbl>
+    <w:p>
+      <w:pPr>
+        <w:pStyle w:val="BodyText"/>
+      </w:pPr>
+      <w:r>
+        <w:rPr>
+          <w:bCs/>
+          <w:b/>
+        </w:rPr>
+        <w:t xml:space="preserve">활용 패턴:</w:t>
+      </w:r>
+      <w:r>
+        <w:t xml:space="preserve"> </w:t>
+      </w:r>
+      <w:r>
+        <w:t xml:space="preserve">A is not the same as B → 그래도 하는 행동 → because 하나 vs. 여럿 → 짧은 요약</w:t>
+      </w:r>
+      <w:r>
+        <w:t xml:space="preserve"> </w:t>
+      </w:r>
+      <w:r>
+        <w:rPr>
+          <w:bCs/>
+          <w:b/>
+        </w:rPr>
+        <w:t xml:space="preserve">연결 표현:</w:t>
+      </w:r>
+      <w:r>
+        <w:t xml:space="preserve"> </w:t>
+      </w:r>
+      <w:r>
+        <w:t xml:space="preserve">is not the same as(~와 같지 않다) · still(그래도) · might tell us something(뭔가를 알려 줄 수도 있다)</w:t>
+      </w:r>
+      <w:r>
+        <w:t xml:space="preserve"> </w:t>
+      </w:r>
+      <w:r>
+        <w:rPr>
+          <w:bCs/>
+          <w:b/>
+        </w:rPr>
+        <w:t xml:space="preserve">연습:</w:t>
+      </w:r>
+      <w:r>
+        <w:t xml:space="preserve"> </w:t>
+      </w:r>
+      <w:r>
+        <w:t xml:space="preserve">사소한 고객 불만도 기록해야 하는 이유를 신입에게 같은 구조로 30단어 안팎으로 설명해 보기.</w:t>
+      </w:r>
+    </w:p>
     <w:bookmarkEnd w:id="30"/>
     <w:bookmarkEnd w:id="31"/>
+    <w:bookmarkEnd w:id="32"/>
     <w:sectPr/>
   </w:body>
 </w:document>

--- a/대본/2부/14화_First_Patient_In.docx
+++ b/대본/2부/14화_First_Patient_In.docx
@@ -2,7 +2,7 @@
 <file path=word/document.xml><?xml version="1.0" encoding="utf-8"?>
 <w:document xmlns:w="http://schemas.openxmlformats.org/wordprocessingml/2006/main" xmlns:m="http://schemas.openxmlformats.org/officeDocument/2006/math" xmlns:r="http://schemas.openxmlformats.org/officeDocument/2006/relationships" xmlns:o="urn:schemas-microsoft-com:office:office" xmlns:v="urn:schemas-microsoft-com:vml" xmlns:w10="urn:schemas-microsoft-com:office:word" xmlns:a="http://schemas.openxmlformats.org/drawingml/2006/main" xmlns:pic="http://schemas.openxmlformats.org/drawingml/2006/picture" xmlns:wp="http://schemas.openxmlformats.org/drawingml/2006/wordprocessingDrawing">
   <w:body>
-    <w:bookmarkStart w:id="32" w:name="ship-it-2부-14화"/>
+    <w:bookmarkStart w:id="38" w:name="ship-it-2부-14화"/>
     <w:p>
       <w:pPr>
         <w:pStyle w:val="Heading1"/>
@@ -150,257 +150,122 @@
     </w:p>
     <w:p>
       <w:pPr>
-        <w:numPr>
-          <w:ilvl w:val="0"/>
-          <w:numId w:val="1001"/>
-        </w:numPr>
+        <w:pStyle w:val="FirstParagraph"/>
       </w:pPr>
       <w:r>
         <w:t xml:space="preserve">GRACE: Site checklist. Final check before the first patient. Ready?</w:t>
       </w:r>
-      <w:r>
-        <w:t xml:space="preserve"> </w:t>
-      </w:r>
-      <w:r>
-        <w:t xml:space="preserve">그레이스: 사이트 체크리스트. 첫 환자 전 마지막 점검. 준비됐어요?</w:t>
-      </w:r>
-    </w:p>
-    <w:p>
-      <w:pPr>
-        <w:numPr>
-          <w:ilvl w:val="0"/>
-          <w:numId w:val="1001"/>
-        </w:numPr>
+    </w:p>
+    <w:p>
+      <w:pPr>
+        <w:pStyle w:val="BodyText"/>
       </w:pPr>
       <w:r>
         <w:t xml:space="preserve">STEIN: Ready. Go.</w:t>
       </w:r>
-      <w:r>
-        <w:t xml:space="preserve"> </w:t>
-      </w:r>
-      <w:r>
-        <w:t xml:space="preserve">스타인: 준비됐어. 해.</w:t>
-      </w:r>
-    </w:p>
-    <w:p>
-      <w:pPr>
-        <w:numPr>
-          <w:ilvl w:val="0"/>
-          <w:numId w:val="1001"/>
-        </w:numPr>
+    </w:p>
+    <w:p>
+      <w:pPr>
+        <w:pStyle w:val="BodyText"/>
       </w:pPr>
       <w:r>
         <w:t xml:space="preserve">GRACE: Investigational product. Received, logged, stored at room temperature?</w:t>
       </w:r>
-      <w:r>
-        <w:t xml:space="preserve"> </w:t>
-      </w:r>
-      <w:r>
-        <w:t xml:space="preserve">그레이스: 시험 제품. 수령, 기록, 상온 보관 완료?</w:t>
-      </w:r>
-    </w:p>
-    <w:p>
-      <w:pPr>
-        <w:numPr>
-          <w:ilvl w:val="0"/>
-          <w:numId w:val="1001"/>
-        </w:numPr>
+    </w:p>
+    <w:p>
+      <w:pPr>
+        <w:pStyle w:val="BodyText"/>
       </w:pPr>
       <w:r>
         <w:t xml:space="preserve">STEIN: Lot VF-001. Twenty syringes. In the locked cabinet.</w:t>
       </w:r>
-      <w:r>
-        <w:t xml:space="preserve"> </w:t>
-      </w:r>
-      <w:r>
-        <w:t xml:space="preserve">스타인: 로트 VF-001. 주사기 스무 개. 잠긴 캐비닛 안에.</w:t>
-      </w:r>
-    </w:p>
-    <w:p>
-      <w:pPr>
-        <w:numPr>
-          <w:ilvl w:val="0"/>
-          <w:numId w:val="1001"/>
-        </w:numPr>
+    </w:p>
+    <w:p>
+      <w:pPr>
+        <w:pStyle w:val="BodyText"/>
       </w:pPr>
       <w:r>
         <w:t xml:space="preserve">GRACE: Randomization system tested?</w:t>
       </w:r>
-      <w:r>
-        <w:t xml:space="preserve"> </w:t>
-      </w:r>
-      <w:r>
-        <w:t xml:space="preserve">그레이스: 무작위 배정 시스템 테스트했어요?</w:t>
-      </w:r>
-    </w:p>
-    <w:p>
-      <w:pPr>
-        <w:numPr>
-          <w:ilvl w:val="0"/>
-          <w:numId w:val="1001"/>
-        </w:numPr>
+    </w:p>
+    <w:p>
+      <w:pPr>
+        <w:pStyle w:val="BodyText"/>
       </w:pPr>
       <w:r>
         <w:t xml:space="preserve">STEIN: Tested twice. My coordinator, Tamara, ran it yesterday.</w:t>
       </w:r>
-      <w:r>
-        <w:t xml:space="preserve"> </w:t>
-      </w:r>
-      <w:r>
-        <w:t xml:space="preserve">스타인: 두 번 테스트했어. 우리 코디네이터 타마라가 어제 돌려 봤어.</w:t>
-      </w:r>
-    </w:p>
-    <w:p>
-      <w:pPr>
-        <w:numPr>
-          <w:ilvl w:val="0"/>
-          <w:numId w:val="1001"/>
-        </w:numPr>
+    </w:p>
+    <w:p>
+      <w:pPr>
+        <w:pStyle w:val="BodyText"/>
       </w:pPr>
       <w:r>
         <w:t xml:space="preserve">GRACE: Emergency kit with hyaluronidase? In the procedure room?</w:t>
       </w:r>
-      <w:r>
-        <w:t xml:space="preserve"> </w:t>
-      </w:r>
-      <w:r>
-        <w:t xml:space="preserve">그레이스: 히알루로니다아제 포함 응급 키트? 시술실에 있어요?</w:t>
-      </w:r>
-    </w:p>
-    <w:p>
-      <w:pPr>
-        <w:numPr>
-          <w:ilvl w:val="0"/>
-          <w:numId w:val="1001"/>
-        </w:numPr>
+    </w:p>
+    <w:p>
+      <w:pPr>
+        <w:pStyle w:val="BodyText"/>
       </w:pPr>
       <w:r>
         <w:t xml:space="preserve">STEIN: Two kits. I always keep two.</w:t>
       </w:r>
-      <w:r>
-        <w:t xml:space="preserve"> </w:t>
-      </w:r>
-      <w:r>
-        <w:t xml:space="preserve">스타인: 두 개. 난 항상 두 개를 둬.</w:t>
-      </w:r>
-    </w:p>
-    <w:p>
-      <w:pPr>
-        <w:numPr>
-          <w:ilvl w:val="0"/>
-          <w:numId w:val="1001"/>
-        </w:numPr>
+    </w:p>
+    <w:p>
+      <w:pPr>
+        <w:pStyle w:val="BodyText"/>
       </w:pPr>
       <w:r>
         <w:t xml:space="preserve">NOAH: Two is one. Marcus would approve.</w:t>
       </w:r>
-      <w:r>
-        <w:t xml:space="preserve"> </w:t>
-      </w:r>
-      <w:r>
-        <w:t xml:space="preserve">노아: 둘은 하나. 마커스가 좋아하겠네요.</w:t>
-      </w:r>
-    </w:p>
-    <w:p>
-      <w:pPr>
-        <w:numPr>
-          <w:ilvl w:val="0"/>
-          <w:numId w:val="1001"/>
-        </w:numPr>
+    </w:p>
+    <w:p>
+      <w:pPr>
+        <w:pStyle w:val="BodyText"/>
       </w:pPr>
       <w:r>
         <w:t xml:space="preserve">STEIN: Who’s Marcus?</w:t>
       </w:r>
-      <w:r>
-        <w:t xml:space="preserve"> </w:t>
-      </w:r>
-      <w:r>
-        <w:t xml:space="preserve">스타인: 마커스가 누구예요?</w:t>
-      </w:r>
-    </w:p>
-    <w:p>
-      <w:pPr>
-        <w:numPr>
-          <w:ilvl w:val="0"/>
-          <w:numId w:val="1001"/>
-        </w:numPr>
+    </w:p>
+    <w:p>
+      <w:pPr>
+        <w:pStyle w:val="BodyText"/>
       </w:pPr>
       <w:r>
         <w:t xml:space="preserve">ELENA: Our COO. He has a sign about it in our lab.</w:t>
       </w:r>
-      <w:r>
-        <w:t xml:space="preserve"> </w:t>
-      </w:r>
-      <w:r>
-        <w:t xml:space="preserve">엘레나: 우리 COO요. 실험실에 그 표지판을 걸어 놨어요.</w:t>
-      </w:r>
-    </w:p>
-    <w:p>
-      <w:pPr>
-        <w:numPr>
-          <w:ilvl w:val="0"/>
-          <w:numId w:val="1001"/>
-        </w:numPr>
+    </w:p>
+    <w:p>
+      <w:pPr>
+        <w:pStyle w:val="BodyText"/>
       </w:pPr>
       <w:r>
         <w:t xml:space="preserve">GRACE: Last item. Informed consent forms. Latest approved version?</w:t>
       </w:r>
-      <w:r>
-        <w:t xml:space="preserve"> </w:t>
-      </w:r>
-      <w:r>
-        <w:t xml:space="preserve">그레이스: 마지막 항목. 동의서. 최신 승인 버전이에요?</w:t>
-      </w:r>
-    </w:p>
-    <w:p>
-      <w:pPr>
-        <w:numPr>
-          <w:ilvl w:val="0"/>
-          <w:numId w:val="1001"/>
-        </w:numPr>
+    </w:p>
+    <w:p>
+      <w:pPr>
+        <w:pStyle w:val="BodyText"/>
       </w:pPr>
       <w:r>
         <w:t xml:space="preserve">STEIN: Version three. The one Noah wrote. At an eighth-grade level.</w:t>
       </w:r>
-      <w:r>
-        <w:t xml:space="preserve"> </w:t>
-      </w:r>
-      <w:r>
-        <w:t xml:space="preserve">스타인: 3판. 노아가 쓴 거. 중학교 2학년 수준으로.</w:t>
-      </w:r>
-    </w:p>
-    <w:p>
-      <w:pPr>
-        <w:numPr>
-          <w:ilvl w:val="0"/>
-          <w:numId w:val="1001"/>
-        </w:numPr>
+    </w:p>
+    <w:p>
+      <w:pPr>
+        <w:pStyle w:val="BodyText"/>
       </w:pPr>
       <w:r>
         <w:t xml:space="preserve">NOAH: You read it?</w:t>
       </w:r>
-      <w:r>
-        <w:t xml:space="preserve"> </w:t>
-      </w:r>
-      <w:r>
-        <w:t xml:space="preserve">노아: 읽어 보셨어요?</w:t>
-      </w:r>
-    </w:p>
-    <w:p>
-      <w:pPr>
-        <w:numPr>
-          <w:ilvl w:val="0"/>
-          <w:numId w:val="1001"/>
-        </w:numPr>
+    </w:p>
+    <w:p>
+      <w:pPr>
+        <w:pStyle w:val="BodyText"/>
       </w:pPr>
       <w:r>
         <w:t xml:space="preserve">STEIN: I read everything. Clearest consent form I’ve seen. Don’t let it go to your head.</w:t>
-      </w:r>
-      <w:r>
-        <w:t xml:space="preserve"> </w:t>
-      </w:r>
-      <w:r>
-        <w:t xml:space="preserve">스타인: 난 다 읽어요. 내가 본 동의서 중 가장 명확해요. 우쭐하지는 마요.</w:t>
       </w:r>
     </w:p>
     <w:bookmarkEnd w:id="21"/>
@@ -415,494 +280,239 @@
     </w:p>
     <w:p>
       <w:pPr>
-        <w:numPr>
-          <w:ilvl w:val="0"/>
-          <w:numId w:val="1002"/>
-        </w:numPr>
+        <w:pStyle w:val="FirstParagraph"/>
       </w:pPr>
       <w:r>
         <w:t xml:space="preserve">STEIN: Linda, good morning. Thank you for coming so early.</w:t>
       </w:r>
+    </w:p>
+    <w:p>
+      <w:pPr>
+        <w:pStyle w:val="BodyText"/>
+      </w:pPr>
+      <w:r>
+        <w:t xml:space="preserve">LINDA: Good morning, Dr. Stein. I couldn’t sleep anyway. I’m a little nervous.</w:t>
+      </w:r>
+    </w:p>
+    <w:p>
+      <w:pPr>
+        <w:pStyle w:val="BodyText"/>
+      </w:pPr>
+      <w:r>
+        <w:t xml:space="preserve">STEIN: That’s normal. These people are from the company. They’re observing only.</w:t>
+      </w:r>
+    </w:p>
+    <w:p>
+      <w:pPr>
+        <w:pStyle w:val="BodyText"/>
+      </w:pPr>
+      <w:r>
+        <w:t xml:space="preserve">LINDA: Is that okay? Them being here?</w:t>
+      </w:r>
+    </w:p>
+    <w:p>
+      <w:pPr>
+        <w:pStyle w:val="BodyText"/>
+      </w:pPr>
+      <w:r>
+        <w:t xml:space="preserve">ELENA: Only if you agree. This is your appointment, not ours. If you feel uncomfortable at any point, you can ask us to leave, and nobody will be upset.</w:t>
+      </w:r>
+    </w:p>
+    <w:p>
+      <w:pPr>
+        <w:pStyle w:val="BodyText"/>
+      </w:pPr>
+      <w:r>
+        <w:t xml:space="preserve">LINDA: No, it’s fine. It’s nice to see who makes it.</w:t>
+      </w:r>
+    </w:p>
+    <w:p>
+      <w:pPr>
+        <w:pStyle w:val="BodyText"/>
+      </w:pPr>
+      <w:r>
+        <w:t xml:space="preserve">STEIN: Linda, before anything, we go through the consent form together. Every page.</w:t>
+      </w:r>
+    </w:p>
+    <w:p>
+      <w:pPr>
+        <w:pStyle w:val="BodyText"/>
+      </w:pPr>
+      <w:r>
+        <w:t xml:space="preserve">LINDA: I read it at home. Twice. My husband read it too.</w:t>
+      </w:r>
+    </w:p>
+    <w:p>
+      <w:pPr>
+        <w:pStyle w:val="BodyText"/>
+      </w:pPr>
+      <w:r>
+        <w:t xml:space="preserve">STEIN: Good. Then tell me, in your own words. What is this study?</w:t>
+      </w:r>
+    </w:p>
+    <w:p>
+      <w:pPr>
+        <w:pStyle w:val="BodyText"/>
+      </w:pPr>
+      <w:r>
+        <w:t xml:space="preserve">LINDA: You’re testing a new filler for smile lines, against one that’s already approved. The point is to show the new one works just as well, and that it’s safe.</w:t>
+      </w:r>
+    </w:p>
+    <w:p>
+      <w:pPr>
+        <w:pStyle w:val="BodyText"/>
+      </w:pPr>
+      <w:r>
+        <w:t xml:space="preserve">STEIN: Perfect. Do you know which one you’ll get?</w:t>
+      </w:r>
+    </w:p>
+    <w:p>
+      <w:pPr>
+        <w:pStyle w:val="BodyText"/>
+      </w:pPr>
+      <w:r>
+        <w:t xml:space="preserve">LINDA: No. A computer decides. Like flipping a coin.</w:t>
+      </w:r>
+    </w:p>
+    <w:p>
+      <w:pPr>
+        <w:pStyle w:val="BodyText"/>
+      </w:pPr>
+      <w:r>
+        <w:t xml:space="preserve">STEIN: Exactly. And what are the risks?</w:t>
+      </w:r>
+    </w:p>
+    <w:p>
+      <w:pPr>
+        <w:pStyle w:val="BodyText"/>
+      </w:pPr>
+      <w:r>
+        <w:t xml:space="preserve">LINDA: Bruising. Swelling. Lumps. And rarely, a blocked blood vessel.</w:t>
+      </w:r>
+    </w:p>
+    <w:p>
+      <w:pPr>
+        <w:pStyle w:val="BodyText"/>
+      </w:pPr>
+      <w:r>
+        <w:t xml:space="preserve">STEIN: And if that happens?</w:t>
+      </w:r>
+    </w:p>
+    <w:p>
+      <w:pPr>
+        <w:pStyle w:val="BodyText"/>
+      </w:pPr>
+      <w:r>
+        <w:t xml:space="preserve">LINDA: You have a medicine to dissolve it. You showed me the kit.</w:t>
+      </w:r>
+    </w:p>
+    <w:p>
+      <w:pPr>
+        <w:pStyle w:val="BodyText"/>
+      </w:pPr>
+      <w:r>
+        <w:t xml:space="preserve">ELENA: That’s exactly right. You understand it better than some doctors.</w:t>
+      </w:r>
+    </w:p>
+    <w:p>
+      <w:pPr>
+        <w:pStyle w:val="BodyText"/>
+      </w:pPr>
+      <w:r>
+        <w:t xml:space="preserve">LINDA: I’m a high school librarian. I read the fine print for a living.</w:t>
+      </w:r>
+    </w:p>
+    <w:p>
+      <w:pPr>
+        <w:pStyle w:val="BodyText"/>
+      </w:pPr>
+      <w:r>
+        <w:t xml:space="preserve">STEIN: There’s an optional part. The dissolution substudy. Do you remember it?</w:t>
+      </w:r>
+    </w:p>
+    <w:p>
+      <w:pPr>
+        <w:pStyle w:val="BodyText"/>
+      </w:pPr>
+      <w:r>
+        <w:t xml:space="preserve">LINDA: Where you inject a little, then dissolve it on purpose?</w:t>
+      </w:r>
+    </w:p>
+    <w:p>
+      <w:pPr>
+        <w:pStyle w:val="BodyText"/>
+      </w:pPr>
+      <w:r>
+        <w:t xml:space="preserve">STEIN: Yes. You can say no to that part and still join the main study. Saying no won’t change how we treat you, so please choose what feels right for you.</w:t>
+      </w:r>
+    </w:p>
+    <w:p>
+      <w:pPr>
+        <w:pStyle w:val="BodyText"/>
+      </w:pPr>
+      <w:r>
+        <w:t xml:space="preserve">LINDA: Then I’ll say no. Just the main study. Is that okay?</w:t>
+      </w:r>
+    </w:p>
+    <w:p>
+      <w:pPr>
+        <w:pStyle w:val="BodyText"/>
+      </w:pPr>
+      <w:r>
+        <w:t xml:space="preserve">STEIN: Completely okay. Thank you for telling me.</w:t>
+      </w:r>
+    </w:p>
+    <w:p>
+      <w:pPr>
+        <w:pStyle w:val="BodyText"/>
+      </w:pPr>
+      <w:r>
+        <w:t xml:space="preserve">NOAH: Can I ask why? If that’s okay. Just to understand.</w:t>
+      </w:r>
+    </w:p>
+    <w:p>
+      <w:pPr>
+        <w:pStyle w:val="BodyText"/>
+      </w:pPr>
+      <w:r>
+        <w:t xml:space="preserve">ELENA: Noah. She doesn’t have to explain.</w:t>
+      </w:r>
+    </w:p>
+    <w:p>
+      <w:pPr>
+        <w:pStyle w:val="BodyText"/>
+      </w:pPr>
+      <w:r>
+        <w:t xml:space="preserve">LINDA: It’s fine. I don’t like needles. One injection is enough for me.</w:t>
+      </w:r>
+    </w:p>
+    <w:p>
+      <w:pPr>
+        <w:pStyle w:val="BodyText"/>
+      </w:pPr>
+      <w:r>
+        <w:t xml:space="preserve">NOAH: That makes complete sense. Thank you.</w:t>
+      </w:r>
+    </w:p>
+    <w:p>
+      <w:pPr>
+        <w:pStyle w:val="BodyText"/>
+      </w:pPr>
+      <w:r>
+        <w:t xml:space="preserve">STEIN: Last question, Linda. Do you know you can stop anytime? For any reason?</w:t>
+      </w:r>
+    </w:p>
+    <w:p>
+      <w:pPr>
+        <w:pStyle w:val="BodyText"/>
+      </w:pPr>
+      <w:r>
+        <w:t xml:space="preserve">LINDA: Yes. Page four.</w:t>
+      </w:r>
       <w:r>
         <w:t xml:space="preserve"> </w:t>
       </w:r>
       <w:r>
-        <w:t xml:space="preserve">스타인: 린다, 좋은 아침이에요. 이렇게 일찍 와 줘서 고마워요.</w:t>
-      </w:r>
-    </w:p>
-    <w:p>
-      <w:pPr>
-        <w:numPr>
-          <w:ilvl w:val="0"/>
-          <w:numId w:val="1002"/>
-        </w:numPr>
-      </w:pPr>
-      <w:r>
-        <w:t xml:space="preserve">LINDA: Good morning, Dr. Stein. I couldn’t sleep anyway. I’m a little nervous.</w:t>
-      </w:r>
-      <w:r>
-        <w:t xml:space="preserve"> </w:t>
-      </w:r>
-      <w:r>
-        <w:t xml:space="preserve">린다: 안녕하세요, 스타인 선생님. 어차피 잠이 안 왔어요. 좀 긴장돼요.</w:t>
-      </w:r>
-    </w:p>
-    <w:p>
-      <w:pPr>
-        <w:numPr>
-          <w:ilvl w:val="0"/>
-          <w:numId w:val="1002"/>
-        </w:numPr>
-      </w:pPr>
-      <w:r>
-        <w:t xml:space="preserve">STEIN: That’s normal. These people are from the company. They’re observing only.</w:t>
-      </w:r>
-      <w:r>
-        <w:t xml:space="preserve"> </w:t>
-      </w:r>
-      <w:r>
-        <w:t xml:space="preserve">스타인: 정상이에요. 이분들은 회사 사람들이에요. 관찰만 할 거예요.</w:t>
-      </w:r>
-    </w:p>
-    <w:p>
-      <w:pPr>
-        <w:numPr>
-          <w:ilvl w:val="0"/>
-          <w:numId w:val="1002"/>
-        </w:numPr>
-      </w:pPr>
-      <w:r>
-        <w:t xml:space="preserve">LINDA: Is that okay? Them being here?</w:t>
-      </w:r>
-      <w:r>
-        <w:t xml:space="preserve"> </w:t>
-      </w:r>
-      <w:r>
-        <w:t xml:space="preserve">린다: 괜찮은 거예요? 이분들이 여기 있어도?</w:t>
-      </w:r>
-    </w:p>
-    <w:p>
-      <w:pPr>
-        <w:numPr>
-          <w:ilvl w:val="0"/>
-          <w:numId w:val="1002"/>
-        </w:numPr>
-      </w:pPr>
-      <w:r>
-        <w:t xml:space="preserve">ELENA: Only if you agree. This is your appointment, not ours. If you feel uncomfortable at any point, you can ask us to leave, and nobody will be upset.</w:t>
-      </w:r>
-      <w:r>
-        <w:t xml:space="preserve"> </w:t>
-      </w:r>
-      <w:r>
-        <w:t xml:space="preserve">엘레나: 동의하실 때만요. 이건 저희가 아니라 린다 씨의 진료 시간이에요. 언제든 불편하시면 나가 달라고 하셔도 되고, 아무도 기분 나빠하지 않아요.</w:t>
-      </w:r>
-    </w:p>
-    <w:p>
-      <w:pPr>
-        <w:numPr>
-          <w:ilvl w:val="0"/>
-          <w:numId w:val="1002"/>
-        </w:numPr>
-      </w:pPr>
-      <w:r>
-        <w:t xml:space="preserve">LINDA: No, it’s fine. It’s nice to see who makes it.</w:t>
-      </w:r>
-      <w:r>
-        <w:t xml:space="preserve"> </w:t>
-      </w:r>
-      <w:r>
-        <w:t xml:space="preserve">린다: 아니에요, 괜찮아요. 누가 만드는지 보니까 좋네요.</w:t>
-      </w:r>
-    </w:p>
-    <w:p>
-      <w:pPr>
-        <w:numPr>
-          <w:ilvl w:val="0"/>
-          <w:numId w:val="1002"/>
-        </w:numPr>
-      </w:pPr>
-      <w:r>
-        <w:t xml:space="preserve">STEIN: Linda, before anything, we go through the consent form together. Every page.</w:t>
-      </w:r>
-      <w:r>
-        <w:t xml:space="preserve"> </w:t>
-      </w:r>
-      <w:r>
-        <w:t xml:space="preserve">스타인: 린다, 무엇보다 먼저 동의서를 같이 볼 거예요. 한 장도 빠짐없이.</w:t>
-      </w:r>
-    </w:p>
-    <w:p>
-      <w:pPr>
-        <w:numPr>
-          <w:ilvl w:val="0"/>
-          <w:numId w:val="1002"/>
-        </w:numPr>
-      </w:pPr>
-      <w:r>
-        <w:t xml:space="preserve">LINDA: I read it at home. Twice. My husband read it too.</w:t>
-      </w:r>
-      <w:r>
-        <w:t xml:space="preserve"> </w:t>
-      </w:r>
-      <w:r>
-        <w:t xml:space="preserve">린다: 집에서 읽었어요. 두 번이요. 남편도 읽었고요.</w:t>
-      </w:r>
-    </w:p>
-    <w:p>
-      <w:pPr>
-        <w:numPr>
-          <w:ilvl w:val="0"/>
-          <w:numId w:val="1002"/>
-        </w:numPr>
-      </w:pPr>
-      <w:r>
-        <w:t xml:space="preserve">STEIN: Good. Then tell me, in your own words. What is this study?</w:t>
-      </w:r>
-      <w:r>
-        <w:t xml:space="preserve"> </w:t>
-      </w:r>
-      <w:r>
-        <w:t xml:space="preserve">스타인: 좋아요. 그럼 직접 말해 봐요. 이 연구가 뭐예요?</w:t>
-      </w:r>
-    </w:p>
-    <w:p>
-      <w:pPr>
-        <w:numPr>
-          <w:ilvl w:val="0"/>
-          <w:numId w:val="1002"/>
-        </w:numPr>
-      </w:pPr>
-      <w:r>
-        <w:t xml:space="preserve">LINDA: You’re testing a new filler for smile lines, against one that’s already approved. The point is to show the new one works just as well, and that it’s safe.</w:t>
-      </w:r>
-      <w:r>
-        <w:t xml:space="preserve"> </w:t>
-      </w:r>
-      <w:r>
-        <w:t xml:space="preserve">린다: 팔자주름용 새 필러를 이미 승인된 것과 비교해서 시험하는 거예요. 새 필러가 똑같이 효과가 있고, 안전하다는 걸 보여 주는 게 목적이고요.</w:t>
-      </w:r>
-    </w:p>
-    <w:p>
-      <w:pPr>
-        <w:numPr>
-          <w:ilvl w:val="0"/>
-          <w:numId w:val="1002"/>
-        </w:numPr>
-      </w:pPr>
-      <w:r>
-        <w:t xml:space="preserve">STEIN: Perfect. Do you know which one you’ll get?</w:t>
-      </w:r>
-      <w:r>
-        <w:t xml:space="preserve"> </w:t>
-      </w:r>
-      <w:r>
-        <w:t xml:space="preserve">스타인: 완벽해요. 어느 걸 맞을지 알아요?</w:t>
-      </w:r>
-    </w:p>
-    <w:p>
-      <w:pPr>
-        <w:numPr>
-          <w:ilvl w:val="0"/>
-          <w:numId w:val="1002"/>
-        </w:numPr>
-      </w:pPr>
-      <w:r>
-        <w:t xml:space="preserve">LINDA: No. A computer decides. Like flipping a coin.</w:t>
-      </w:r>
-      <w:r>
-        <w:t xml:space="preserve"> </w:t>
-      </w:r>
-      <w:r>
-        <w:t xml:space="preserve">린다: 아니요. 컴퓨터가 정해요. 동전 던지기처럼요.</w:t>
-      </w:r>
-    </w:p>
-    <w:p>
-      <w:pPr>
-        <w:numPr>
-          <w:ilvl w:val="0"/>
-          <w:numId w:val="1002"/>
-        </w:numPr>
-      </w:pPr>
-      <w:r>
-        <w:t xml:space="preserve">STEIN: Exactly. And what are the risks?</w:t>
-      </w:r>
-      <w:r>
-        <w:t xml:space="preserve"> </w:t>
-      </w:r>
-      <w:r>
-        <w:t xml:space="preserve">스타인: 맞아요. 그리고 위험은 뭐예요?</w:t>
-      </w:r>
-    </w:p>
-    <w:p>
-      <w:pPr>
-        <w:numPr>
-          <w:ilvl w:val="0"/>
-          <w:numId w:val="1002"/>
-        </w:numPr>
-      </w:pPr>
-      <w:r>
-        <w:t xml:space="preserve">LINDA: Bruising. Swelling. Lumps. And rarely, a blocked blood vessel.</w:t>
-      </w:r>
-      <w:r>
-        <w:t xml:space="preserve"> </w:t>
-      </w:r>
-      <w:r>
-        <w:t xml:space="preserve">린다: 멍. 부기. 덩어리. 그리고 드물게 혈관이 막히는 것.</w:t>
-      </w:r>
-    </w:p>
-    <w:p>
-      <w:pPr>
-        <w:numPr>
-          <w:ilvl w:val="0"/>
-          <w:numId w:val="1002"/>
-        </w:numPr>
-      </w:pPr>
-      <w:r>
-        <w:t xml:space="preserve">STEIN: And if that happens?</w:t>
-      </w:r>
-      <w:r>
-        <w:t xml:space="preserve"> </w:t>
-      </w:r>
-      <w:r>
-        <w:t xml:space="preserve">스타인: 그리고 그런 일이 생기면요?</w:t>
-      </w:r>
-    </w:p>
-    <w:p>
-      <w:pPr>
-        <w:numPr>
-          <w:ilvl w:val="0"/>
-          <w:numId w:val="1002"/>
-        </w:numPr>
-      </w:pPr>
-      <w:r>
-        <w:t xml:space="preserve">LINDA: You have a medicine to dissolve it. You showed me the kit.</w:t>
-      </w:r>
-      <w:r>
-        <w:t xml:space="preserve"> </w:t>
-      </w:r>
-      <w:r>
-        <w:t xml:space="preserve">린다: 녹이는 약이 있어요. 키트도 보여 주셨잖아요.</w:t>
-      </w:r>
-    </w:p>
-    <w:p>
-      <w:pPr>
-        <w:numPr>
-          <w:ilvl w:val="0"/>
-          <w:numId w:val="1002"/>
-        </w:numPr>
-      </w:pPr>
-      <w:r>
-        <w:t xml:space="preserve">ELENA: That’s exactly right. You understand it better than some doctors.</w:t>
-      </w:r>
-      <w:r>
-        <w:t xml:space="preserve"> </w:t>
-      </w:r>
-      <w:r>
-        <w:t xml:space="preserve">엘레나: 정확해요. 어떤 의사들보다 더 잘 이해하시네요.</w:t>
-      </w:r>
-    </w:p>
-    <w:p>
-      <w:pPr>
-        <w:numPr>
-          <w:ilvl w:val="0"/>
-          <w:numId w:val="1002"/>
-        </w:numPr>
-      </w:pPr>
-      <w:r>
-        <w:t xml:space="preserve">LINDA: I’m a high school librarian. I read the fine print for a living.</w:t>
-      </w:r>
-      <w:r>
-        <w:t xml:space="preserve"> </w:t>
-      </w:r>
-      <w:r>
-        <w:t xml:space="preserve">린다: 저 고등학교 사서예요. 작은 글씨 읽는 게 직업이에요.</w:t>
-      </w:r>
-    </w:p>
-    <w:p>
-      <w:pPr>
-        <w:numPr>
-          <w:ilvl w:val="0"/>
-          <w:numId w:val="1002"/>
-        </w:numPr>
-      </w:pPr>
-      <w:r>
-        <w:t xml:space="preserve">STEIN: There’s an optional part. The dissolution substudy. Do you remember it?</w:t>
-      </w:r>
-      <w:r>
-        <w:t xml:space="preserve"> </w:t>
-      </w:r>
-      <w:r>
-        <w:t xml:space="preserve">스타인: 선택 사항이 하나 있어요. 용해 하위 연구. 기억해요?</w:t>
-      </w:r>
-    </w:p>
-    <w:p>
-      <w:pPr>
-        <w:numPr>
-          <w:ilvl w:val="0"/>
-          <w:numId w:val="1002"/>
-        </w:numPr>
-      </w:pPr>
-      <w:r>
-        <w:t xml:space="preserve">LINDA: Where you inject a little, then dissolve it on purpose?</w:t>
-      </w:r>
-      <w:r>
-        <w:t xml:space="preserve"> </w:t>
-      </w:r>
-      <w:r>
-        <w:t xml:space="preserve">린다: 조금 주사하고 일부러 녹이는 거요?</w:t>
-      </w:r>
-    </w:p>
-    <w:p>
-      <w:pPr>
-        <w:numPr>
-          <w:ilvl w:val="0"/>
-          <w:numId w:val="1002"/>
-        </w:numPr>
-      </w:pPr>
-      <w:r>
-        <w:t xml:space="preserve">STEIN: Yes. You can say no to that part and still join the main study. Saying no won’t change how we treat you, so please choose what feels right for you.</w:t>
-      </w:r>
-      <w:r>
-        <w:t xml:space="preserve"> </w:t>
-      </w:r>
-      <w:r>
-        <w:t xml:space="preserve">스타인: 네. 그 부분은 거절하고 본 연구에만 참여해도 돼요. 거절해도 우리가 린다 씨를 대하는 방식은 하나도 달라지지 않으니까, 편한 쪽으로 선택하세요.</w:t>
-      </w:r>
-    </w:p>
-    <w:p>
-      <w:pPr>
-        <w:numPr>
-          <w:ilvl w:val="0"/>
-          <w:numId w:val="1002"/>
-        </w:numPr>
-      </w:pPr>
-      <w:r>
-        <w:t xml:space="preserve">LINDA: Then I’ll say no. Just the main study. Is that okay?</w:t>
-      </w:r>
-      <w:r>
-        <w:t xml:space="preserve"> </w:t>
-      </w:r>
-      <w:r>
-        <w:t xml:space="preserve">린다: 그럼 거절할게요. 본 연구만요. 괜찮아요?</w:t>
-      </w:r>
-    </w:p>
-    <w:p>
-      <w:pPr>
-        <w:numPr>
-          <w:ilvl w:val="0"/>
-          <w:numId w:val="1002"/>
-        </w:numPr>
-      </w:pPr>
-      <w:r>
-        <w:t xml:space="preserve">STEIN: Completely okay. Thank you for telling me.</w:t>
-      </w:r>
-      <w:r>
-        <w:t xml:space="preserve"> </w:t>
-      </w:r>
-      <w:r>
-        <w:t xml:space="preserve">스타인: 완전히 괜찮아요. 말해 줘서 고마워요.</w:t>
-      </w:r>
-    </w:p>
-    <w:p>
-      <w:pPr>
-        <w:numPr>
-          <w:ilvl w:val="0"/>
-          <w:numId w:val="1002"/>
-        </w:numPr>
-      </w:pPr>
-      <w:r>
-        <w:t xml:space="preserve">NOAH: Can I ask why? If that’s okay. Just to understand.</w:t>
-      </w:r>
-      <w:r>
-        <w:t xml:space="preserve"> </w:t>
-      </w:r>
-      <w:r>
-        <w:t xml:space="preserve">노아: 이유를 여쭤봐도 될까요? 괜찮으시다면요. 이해하고 싶어서요.</w:t>
-      </w:r>
-    </w:p>
-    <w:p>
-      <w:pPr>
-        <w:numPr>
-          <w:ilvl w:val="0"/>
-          <w:numId w:val="1002"/>
-        </w:numPr>
-      </w:pPr>
-      <w:r>
-        <w:t xml:space="preserve">ELENA: Noah. She doesn’t have to explain.</w:t>
-      </w:r>
-      <w:r>
-        <w:t xml:space="preserve"> </w:t>
-      </w:r>
-      <w:r>
-        <w:t xml:space="preserve">엘레나: 노아. 설명할 의무가 없어요.</w:t>
-      </w:r>
-    </w:p>
-    <w:p>
-      <w:pPr>
-        <w:numPr>
-          <w:ilvl w:val="0"/>
-          <w:numId w:val="1002"/>
-        </w:numPr>
-      </w:pPr>
-      <w:r>
-        <w:t xml:space="preserve">LINDA: It’s fine. I don’t like needles. One injection is enough for me.</w:t>
-      </w:r>
-      <w:r>
-        <w:t xml:space="preserve"> </w:t>
-      </w:r>
-      <w:r>
-        <w:t xml:space="preserve">린다: 괜찮아요. 바늘을 안 좋아해요. 주사는 한 번이면 충분해요.</w:t>
-      </w:r>
-    </w:p>
-    <w:p>
-      <w:pPr>
-        <w:numPr>
-          <w:ilvl w:val="0"/>
-          <w:numId w:val="1002"/>
-        </w:numPr>
-      </w:pPr>
-      <w:r>
-        <w:t xml:space="preserve">NOAH: That makes complete sense. Thank you.</w:t>
-      </w:r>
-      <w:r>
-        <w:t xml:space="preserve"> </w:t>
-      </w:r>
-      <w:r>
-        <w:t xml:space="preserve">노아: 충분히 이해가 돼요. 감사합니다.</w:t>
-      </w:r>
-    </w:p>
-    <w:p>
-      <w:pPr>
-        <w:numPr>
-          <w:ilvl w:val="0"/>
-          <w:numId w:val="1002"/>
-        </w:numPr>
-      </w:pPr>
-      <w:r>
-        <w:t xml:space="preserve">STEIN: Last question, Linda. Do you know you can stop anytime? For any reason?</w:t>
-      </w:r>
-      <w:r>
-        <w:t xml:space="preserve"> </w:t>
-      </w:r>
-      <w:r>
-        <w:t xml:space="preserve">스타인: 마지막 질문이에요, 린다. 언제든, 어떤 이유로든 그만둘 수 있다는 거 알아요?</w:t>
-      </w:r>
-    </w:p>
-    <w:p>
-      <w:pPr>
-        <w:numPr>
-          <w:ilvl w:val="0"/>
-          <w:numId w:val="1002"/>
-        </w:numPr>
-      </w:pPr>
-      <w:r>
-        <w:t xml:space="preserve">LINDA: Yes. Page four.</w:t>
-      </w:r>
-      <w:r>
-        <w:t xml:space="preserve"> </w:t>
-      </w:r>
-      <w:r>
         <w:t xml:space="preserve">“</w:t>
       </w:r>
       <w:r>
@@ -911,125 +521,53 @@
       <w:r>
         <w:t xml:space="preserve">”</w:t>
       </w:r>
-      <w:r>
-        <w:t xml:space="preserve"> </w:t>
-      </w:r>
-      <w:r>
-        <w:t xml:space="preserve">린다: 네. 4페이지.</w:t>
-      </w:r>
-      <w:r>
-        <w:t xml:space="preserve"> </w:t>
-      </w:r>
-      <w:r>
-        <w:t xml:space="preserve">“</w:t>
-      </w:r>
-      <w:r>
-        <w:t xml:space="preserve">언제든지 연구에서 빠질 수 있습니다.</w:t>
-      </w:r>
-      <w:r>
-        <w:t xml:space="preserve">”</w:t>
-      </w:r>
-    </w:p>
-    <w:p>
-      <w:pPr>
-        <w:numPr>
-          <w:ilvl w:val="0"/>
-          <w:numId w:val="1002"/>
-        </w:numPr>
+    </w:p>
+    <w:p>
+      <w:pPr>
+        <w:pStyle w:val="BodyText"/>
       </w:pPr>
       <w:r>
         <w:t xml:space="preserve">STEIN: Then, if you’re ready, please sign and date here.</w:t>
       </w:r>
-      <w:r>
-        <w:t xml:space="preserve"> </w:t>
-      </w:r>
-      <w:r>
-        <w:t xml:space="preserve">스타인: 그럼 준비되셨으면 여기에 서명하고 날짜를 적어 주세요.</w:t>
-      </w:r>
-    </w:p>
-    <w:p>
-      <w:pPr>
-        <w:numPr>
-          <w:ilvl w:val="0"/>
-          <w:numId w:val="1002"/>
-        </w:numPr>
+    </w:p>
+    <w:p>
+      <w:pPr>
+        <w:pStyle w:val="BodyText"/>
       </w:pPr>
       <w:r>
         <w:t xml:space="preserve">LINDA: November fourteenth. Linda Hayes. Done.</w:t>
       </w:r>
-      <w:r>
-        <w:t xml:space="preserve"> </w:t>
-      </w:r>
-      <w:r>
-        <w:t xml:space="preserve">린다: 11월 14일. 린다 헤이스. 됐어요.</w:t>
-      </w:r>
-    </w:p>
-    <w:p>
-      <w:pPr>
-        <w:numPr>
-          <w:ilvl w:val="0"/>
-          <w:numId w:val="1002"/>
-        </w:numPr>
+    </w:p>
+    <w:p>
+      <w:pPr>
+        <w:pStyle w:val="BodyText"/>
       </w:pPr>
       <w:r>
         <w:t xml:space="preserve">GRACE: Subject zero zero one. Consented at seven forty-two a.m.</w:t>
       </w:r>
-      <w:r>
-        <w:t xml:space="preserve"> </w:t>
-      </w:r>
-      <w:r>
-        <w:t xml:space="preserve">그레이스: 피험자 001. 오전 7시 42분 동의 완료.</w:t>
-      </w:r>
-    </w:p>
-    <w:p>
-      <w:pPr>
-        <w:numPr>
-          <w:ilvl w:val="0"/>
-          <w:numId w:val="1002"/>
-        </w:numPr>
+    </w:p>
+    <w:p>
+      <w:pPr>
+        <w:pStyle w:val="BodyText"/>
       </w:pPr>
       <w:r>
         <w:t xml:space="preserve">STEIN: Tamara, run the randomization, please.</w:t>
       </w:r>
-      <w:r>
-        <w:t xml:space="preserve"> </w:t>
-      </w:r>
-      <w:r>
-        <w:t xml:space="preserve">스타인: 타마라, 무작위 배정 돌려 줘요.</w:t>
-      </w:r>
-    </w:p>
-    <w:p>
-      <w:pPr>
-        <w:numPr>
-          <w:ilvl w:val="0"/>
-          <w:numId w:val="1002"/>
-        </w:numPr>
+    </w:p>
+    <w:p>
+      <w:pPr>
+        <w:pStyle w:val="BodyText"/>
       </w:pPr>
       <w:r>
         <w:t xml:space="preserve">ELENA: This is the moment.</w:t>
       </w:r>
-      <w:r>
-        <w:t xml:space="preserve"> </w:t>
-      </w:r>
-      <w:r>
-        <w:t xml:space="preserve">엘레나: 바로 이 순간이네요.</w:t>
-      </w:r>
-    </w:p>
-    <w:p>
-      <w:pPr>
-        <w:numPr>
-          <w:ilvl w:val="0"/>
-          <w:numId w:val="1002"/>
-        </w:numPr>
+    </w:p>
+    <w:p>
+      <w:pPr>
+        <w:pStyle w:val="BodyText"/>
       </w:pPr>
       <w:r>
         <w:t xml:space="preserve">NOAH: Thirteen months since the ER. Thirteen months from a napkin to this chair. I keep thinking about Lily that night, and how scared we all were.</w:t>
-      </w:r>
-      <w:r>
-        <w:t xml:space="preserve"> </w:t>
-      </w:r>
-      <w:r>
-        <w:t xml:space="preserve">노아: 응급실 이후 13개월. 냅킨 한 장에서 이 의자까지 13개월. 자꾸 그날 밤 릴리 생각이 나요. 우리 모두 얼마나 겁에 질렸었는지.</w:t>
       </w:r>
     </w:p>
     <w:bookmarkEnd w:id="22"/>
@@ -1044,512 +582,242 @@
     </w:p>
     <w:p>
       <w:pPr>
-        <w:numPr>
-          <w:ilvl w:val="0"/>
-          <w:numId w:val="1003"/>
-        </w:numPr>
+        <w:pStyle w:val="FirstParagraph"/>
       </w:pPr>
       <w:r>
         <w:t xml:space="preserve">STEIN: The system has assigned you, Linda. We’re ready to start.</w:t>
       </w:r>
-      <w:r>
-        <w:t xml:space="preserve"> </w:t>
-      </w:r>
-      <w:r>
-        <w:t xml:space="preserve">스타인: 시스템이 배정을 마쳤어요, 린다. 시작할 준비가 됐어요.</w:t>
-      </w:r>
-    </w:p>
-    <w:p>
-      <w:pPr>
-        <w:numPr>
-          <w:ilvl w:val="0"/>
-          <w:numId w:val="1003"/>
-        </w:numPr>
+    </w:p>
+    <w:p>
+      <w:pPr>
+        <w:pStyle w:val="BodyText"/>
       </w:pPr>
       <w:r>
         <w:t xml:space="preserve">LINDA: Which one did I get?</w:t>
       </w:r>
-      <w:r>
-        <w:t xml:space="preserve"> </w:t>
-      </w:r>
-      <w:r>
-        <w:t xml:space="preserve">린다: 저는 어느 쪽이에요?</w:t>
-      </w:r>
-    </w:p>
-    <w:p>
-      <w:pPr>
-        <w:numPr>
-          <w:ilvl w:val="0"/>
-          <w:numId w:val="1003"/>
-        </w:numPr>
+    </w:p>
+    <w:p>
+      <w:pPr>
+        <w:pStyle w:val="BodyText"/>
       </w:pPr>
       <w:r>
         <w:t xml:space="preserve">STEIN: I know, but the evaluator won’t, because they only see the photos and the scores. That keeps the results honest. Nobody can be kind to the new product, even by accident.</w:t>
       </w:r>
-      <w:r>
-        <w:t xml:space="preserve"> </w:t>
-      </w:r>
-      <w:r>
-        <w:t xml:space="preserve">스타인: 나는 알지만 평가자는 몰라요. 평가자는 사진과 점수만 보거든요. 그래야 결과가 정직해져요. 아무도, 실수로라도 신제품 편을 들 수 없죠.</w:t>
-      </w:r>
-    </w:p>
-    <w:p>
-      <w:pPr>
-        <w:numPr>
-          <w:ilvl w:val="0"/>
-          <w:numId w:val="1003"/>
-        </w:numPr>
+    </w:p>
+    <w:p>
+      <w:pPr>
+        <w:pStyle w:val="BodyText"/>
       </w:pPr>
       <w:r>
         <w:t xml:space="preserve">LINDA: Like a blind taste test.</w:t>
       </w:r>
-      <w:r>
-        <w:t xml:space="preserve"> </w:t>
-      </w:r>
-      <w:r>
-        <w:t xml:space="preserve">린다: 블라인드 맛 테스트처럼요.</w:t>
-      </w:r>
-    </w:p>
-    <w:p>
-      <w:pPr>
-        <w:numPr>
-          <w:ilvl w:val="0"/>
-          <w:numId w:val="1003"/>
-        </w:numPr>
+    </w:p>
+    <w:p>
+      <w:pPr>
+        <w:pStyle w:val="BodyText"/>
       </w:pPr>
       <w:r>
         <w:t xml:space="preserve">STEIN: Exactly like that. First, I’ll clean the skin. It’ll feel cold.</w:t>
       </w:r>
-      <w:r>
-        <w:t xml:space="preserve"> </w:t>
-      </w:r>
-      <w:r>
-        <w:t xml:space="preserve">스타인: 딱 그거예요. 먼저 피부를 소독할게요. 차가울 거예요.</w:t>
-      </w:r>
-    </w:p>
-    <w:p>
-      <w:pPr>
-        <w:numPr>
-          <w:ilvl w:val="0"/>
-          <w:numId w:val="1003"/>
-        </w:numPr>
+    </w:p>
+    <w:p>
+      <w:pPr>
+        <w:pStyle w:val="BodyText"/>
       </w:pPr>
       <w:r>
         <w:t xml:space="preserve">LINDA: Okay.</w:t>
       </w:r>
-      <w:r>
-        <w:t xml:space="preserve"> </w:t>
-      </w:r>
-      <w:r>
-        <w:t xml:space="preserve">린다: 네.</w:t>
-      </w:r>
-    </w:p>
-    <w:p>
-      <w:pPr>
-        <w:numPr>
-          <w:ilvl w:val="0"/>
-          <w:numId w:val="1003"/>
-        </w:numPr>
+    </w:p>
+    <w:p>
+      <w:pPr>
+        <w:pStyle w:val="BodyText"/>
       </w:pPr>
       <w:r>
         <w:t xml:space="preserve">STEIN: Small pinch now. Breathe out.</w:t>
       </w:r>
-      <w:r>
-        <w:t xml:space="preserve"> </w:t>
-      </w:r>
-      <w:r>
-        <w:t xml:space="preserve">스타인: 이제 살짝 따끔해요. 숨 내쉬어요.</w:t>
-      </w:r>
-    </w:p>
-    <w:p>
-      <w:pPr>
-        <w:numPr>
-          <w:ilvl w:val="0"/>
-          <w:numId w:val="1003"/>
-        </w:numPr>
+    </w:p>
+    <w:p>
+      <w:pPr>
+        <w:pStyle w:val="BodyText"/>
       </w:pPr>
       <w:r>
         <w:t xml:space="preserve">LINDA: Oh. That wasn’t bad.</w:t>
       </w:r>
-      <w:r>
-        <w:t xml:space="preserve"> </w:t>
-      </w:r>
-      <w:r>
-        <w:t xml:space="preserve">린다: 아. 생각보다 괜찮네요.</w:t>
-      </w:r>
-    </w:p>
-    <w:p>
-      <w:pPr>
-        <w:numPr>
-          <w:ilvl w:val="0"/>
-          <w:numId w:val="1003"/>
-        </w:numPr>
+    </w:p>
+    <w:p>
+      <w:pPr>
+        <w:pStyle w:val="BodyText"/>
       </w:pPr>
       <w:r>
         <w:t xml:space="preserve">STEIN: The product has lidocaine. It numbs as it goes in.</w:t>
       </w:r>
-      <w:r>
-        <w:t xml:space="preserve"> </w:t>
-      </w:r>
-      <w:r>
-        <w:t xml:space="preserve">스타인: 제품에 리도카인이 들어 있어요. 들어가면서 마취가 돼요.</w:t>
-      </w:r>
-    </w:p>
-    <w:p>
-      <w:pPr>
-        <w:numPr>
-          <w:ilvl w:val="0"/>
-          <w:numId w:val="1003"/>
-        </w:numPr>
+    </w:p>
+    <w:p>
+      <w:pPr>
+        <w:pStyle w:val="BodyText"/>
       </w:pPr>
       <w:r>
         <w:t xml:space="preserve">ELENA: How does it flow, Rachel? From your hands?</w:t>
       </w:r>
-      <w:r>
-        <w:t xml:space="preserve"> </w:t>
-      </w:r>
-      <w:r>
-        <w:t xml:space="preserve">엘레나: 흐름은 어때요, 레이첼? 손으로 느끼기에?</w:t>
-      </w:r>
-    </w:p>
-    <w:p>
-      <w:pPr>
-        <w:numPr>
-          <w:ilvl w:val="0"/>
-          <w:numId w:val="1003"/>
-        </w:numPr>
+    </w:p>
+    <w:p>
+      <w:pPr>
+        <w:pStyle w:val="BodyText"/>
       </w:pPr>
       <w:r>
         <w:t xml:space="preserve">STEIN: Smooth. Even. Very controlled. Like warm honey.</w:t>
       </w:r>
-      <w:r>
-        <w:t xml:space="preserve"> </w:t>
-      </w:r>
-      <w:r>
-        <w:t xml:space="preserve">스타인: 부드러워요. 고르고. 아주 잘 제어돼요. 따뜻한 꿀처럼.</w:t>
-      </w:r>
-    </w:p>
-    <w:p>
-      <w:pPr>
-        <w:numPr>
-          <w:ilvl w:val="0"/>
-          <w:numId w:val="1003"/>
-        </w:numPr>
+    </w:p>
+    <w:p>
+      <w:pPr>
+        <w:pStyle w:val="BodyText"/>
       </w:pPr>
       <w:r>
         <w:t xml:space="preserve">NOAH: Warm honey. Priya will cry when she hears that.</w:t>
       </w:r>
-      <w:r>
-        <w:t xml:space="preserve"> </w:t>
-      </w:r>
-      <w:r>
-        <w:t xml:space="preserve">노아: 따뜻한 꿀. 프리야가 들으면 울 거예요.</w:t>
-      </w:r>
-    </w:p>
-    <w:p>
-      <w:pPr>
-        <w:numPr>
-          <w:ilvl w:val="0"/>
-          <w:numId w:val="1003"/>
-        </w:numPr>
+    </w:p>
+    <w:p>
+      <w:pPr>
+        <w:pStyle w:val="BodyText"/>
       </w:pPr>
       <w:r>
         <w:t xml:space="preserve">STEIN: Who’s Priya?</w:t>
       </w:r>
-      <w:r>
-        <w:t xml:space="preserve"> </w:t>
-      </w:r>
-      <w:r>
-        <w:t xml:space="preserve">스타인: 프리야가 누구예요?</w:t>
-      </w:r>
-    </w:p>
-    <w:p>
-      <w:pPr>
-        <w:numPr>
-          <w:ilvl w:val="0"/>
-          <w:numId w:val="1003"/>
-        </w:numPr>
+    </w:p>
+    <w:p>
+      <w:pPr>
+        <w:pStyle w:val="BodyText"/>
       </w:pPr>
       <w:r>
         <w:t xml:space="preserve">GRACE: Our CTO. She spent a year turning toothpaste into honey.</w:t>
       </w:r>
-      <w:r>
-        <w:t xml:space="preserve"> </w:t>
-      </w:r>
-      <w:r>
-        <w:t xml:space="preserve">그레이스: 우리 CTO예요. 1년 동안 치약을 꿀로 바꿨어요.</w:t>
-      </w:r>
-    </w:p>
-    <w:p>
-      <w:pPr>
-        <w:numPr>
-          <w:ilvl w:val="0"/>
-          <w:numId w:val="1003"/>
-        </w:numPr>
+    </w:p>
+    <w:p>
+      <w:pPr>
+        <w:pStyle w:val="BodyText"/>
       </w:pPr>
       <w:r>
         <w:t xml:space="preserve">STEIN: I have no idea what that means. But tell her it’s good.</w:t>
       </w:r>
-      <w:r>
-        <w:t xml:space="preserve"> </w:t>
-      </w:r>
-      <w:r>
-        <w:t xml:space="preserve">스타인: 무슨 말인지 전혀 모르겠지만, 좋다고 전해 줘요.</w:t>
-      </w:r>
-    </w:p>
-    <w:p>
-      <w:pPr>
-        <w:numPr>
-          <w:ilvl w:val="0"/>
-          <w:numId w:val="1003"/>
-        </w:numPr>
+    </w:p>
+    <w:p>
+      <w:pPr>
+        <w:pStyle w:val="BodyText"/>
       </w:pPr>
       <w:r>
         <w:t xml:space="preserve">LINDA: Is one side done already?</w:t>
       </w:r>
-      <w:r>
-        <w:t xml:space="preserve"> </w:t>
-      </w:r>
-      <w:r>
-        <w:t xml:space="preserve">린다: 벌써 한쪽 끝났어요?</w:t>
-      </w:r>
-    </w:p>
-    <w:p>
-      <w:pPr>
-        <w:numPr>
-          <w:ilvl w:val="0"/>
-          <w:numId w:val="1003"/>
-        </w:numPr>
+    </w:p>
+    <w:p>
+      <w:pPr>
+        <w:pStyle w:val="BodyText"/>
       </w:pPr>
       <w:r>
         <w:t xml:space="preserve">STEIN: One side done. Other side now. Small pinch again.</w:t>
       </w:r>
-      <w:r>
-        <w:t xml:space="preserve"> </w:t>
-      </w:r>
-      <w:r>
-        <w:t xml:space="preserve">스타인: 한쪽 끝. 이제 반대쪽이요. 다시 살짝 따끔해요.</w:t>
-      </w:r>
-    </w:p>
-    <w:p>
-      <w:pPr>
-        <w:numPr>
-          <w:ilvl w:val="0"/>
-          <w:numId w:val="1003"/>
-        </w:numPr>
+    </w:p>
+    <w:p>
+      <w:pPr>
+        <w:pStyle w:val="BodyText"/>
       </w:pPr>
       <w:r>
         <w:t xml:space="preserve">LINDA: I’m fine. Keep going.</w:t>
       </w:r>
-      <w:r>
-        <w:t xml:space="preserve"> </w:t>
-      </w:r>
-      <w:r>
-        <w:t xml:space="preserve">린다: 괜찮아요. 계속하세요.</w:t>
-      </w:r>
-    </w:p>
-    <w:p>
-      <w:pPr>
-        <w:numPr>
-          <w:ilvl w:val="0"/>
-          <w:numId w:val="1003"/>
-        </w:numPr>
+    </w:p>
+    <w:p>
+      <w:pPr>
+        <w:pStyle w:val="BodyText"/>
       </w:pPr>
       <w:r>
         <w:t xml:space="preserve">STEIN: Almost done. Gentle massage. There. Finished.</w:t>
       </w:r>
-      <w:r>
-        <w:t xml:space="preserve"> </w:t>
-      </w:r>
-      <w:r>
-        <w:t xml:space="preserve">스타인: 거의 끝났어요. 살짝 마사지. 됐어요. 끝.</w:t>
-      </w:r>
-    </w:p>
-    <w:p>
-      <w:pPr>
-        <w:numPr>
-          <w:ilvl w:val="0"/>
-          <w:numId w:val="1003"/>
-        </w:numPr>
+    </w:p>
+    <w:p>
+      <w:pPr>
+        <w:pStyle w:val="BodyText"/>
       </w:pPr>
       <w:r>
         <w:t xml:space="preserve">LINDA: That’s it? Ten minutes?</w:t>
       </w:r>
-      <w:r>
-        <w:t xml:space="preserve"> </w:t>
-      </w:r>
-      <w:r>
-        <w:t xml:space="preserve">린다: 이게 다예요? 10분?</w:t>
-      </w:r>
-    </w:p>
-    <w:p>
-      <w:pPr>
-        <w:numPr>
-          <w:ilvl w:val="0"/>
-          <w:numId w:val="1003"/>
-        </w:numPr>
+    </w:p>
+    <w:p>
+      <w:pPr>
+        <w:pStyle w:val="BodyText"/>
       </w:pPr>
       <w:r>
         <w:t xml:space="preserve">STEIN: That’s it. Tamara will take photos. Then you’ll rest for thirty minutes.</w:t>
       </w:r>
-      <w:r>
-        <w:t xml:space="preserve"> </w:t>
-      </w:r>
-      <w:r>
-        <w:t xml:space="preserve">스타인: 그게 다예요. 타마라가 사진을 찍을 거예요. 그다음 30분 쉬세요.</w:t>
-      </w:r>
-    </w:p>
-    <w:p>
-      <w:pPr>
-        <w:numPr>
-          <w:ilvl w:val="0"/>
-          <w:numId w:val="1003"/>
-        </w:numPr>
+    </w:p>
+    <w:p>
+      <w:pPr>
+        <w:pStyle w:val="BodyText"/>
       </w:pPr>
       <w:r>
         <w:t xml:space="preserve">LINDA: Can I look? Oh. I can already see the difference. Is that normal?</w:t>
       </w:r>
-      <w:r>
-        <w:t xml:space="preserve"> </w:t>
-      </w:r>
-      <w:r>
-        <w:t xml:space="preserve">린다: 봐도 돼요? 어머. 벌써 차이가 보여요. 정상이에요?</w:t>
-      </w:r>
-    </w:p>
-    <w:p>
-      <w:pPr>
-        <w:numPr>
-          <w:ilvl w:val="0"/>
-          <w:numId w:val="1003"/>
-        </w:numPr>
+    </w:p>
+    <w:p>
+      <w:pPr>
+        <w:pStyle w:val="BodyText"/>
       </w:pPr>
       <w:r>
         <w:t xml:space="preserve">ELENA: Completely normal. Some redness, too. That fades quickly.</w:t>
       </w:r>
-      <w:r>
-        <w:t xml:space="preserve"> </w:t>
-      </w:r>
-      <w:r>
-        <w:t xml:space="preserve">엘레나: 완전히 정상이에요. 약간 붉은 것도요. 금방 가라앉아요.</w:t>
-      </w:r>
-    </w:p>
-    <w:p>
-      <w:pPr>
-        <w:numPr>
-          <w:ilvl w:val="0"/>
-          <w:numId w:val="1003"/>
-        </w:numPr>
+    </w:p>
+    <w:p>
+      <w:pPr>
+        <w:pStyle w:val="BodyText"/>
       </w:pPr>
       <w:r>
         <w:t xml:space="preserve">STEIN: Filler works immediately. The final result settles in two weeks.</w:t>
       </w:r>
-      <w:r>
-        <w:t xml:space="preserve"> </w:t>
-      </w:r>
-      <w:r>
-        <w:t xml:space="preserve">스타인: 필러는 즉시 효과가 나요. 최종 결과는 2주 뒤에 자리 잡아요.</w:t>
-      </w:r>
-    </w:p>
-    <w:p>
-      <w:pPr>
-        <w:numPr>
-          <w:ilvl w:val="0"/>
-          <w:numId w:val="1003"/>
-        </w:numPr>
+    </w:p>
+    <w:p>
+      <w:pPr>
+        <w:pStyle w:val="BodyText"/>
       </w:pPr>
       <w:r>
         <w:t xml:space="preserve">LINDA: My husband won’t believe this.</w:t>
       </w:r>
-      <w:r>
-        <w:t xml:space="preserve"> </w:t>
-      </w:r>
-      <w:r>
-        <w:t xml:space="preserve">린다: 남편이 안 믿을 거예요.</w:t>
-      </w:r>
-    </w:p>
-    <w:p>
-      <w:pPr>
-        <w:numPr>
-          <w:ilvl w:val="0"/>
-          <w:numId w:val="1003"/>
-        </w:numPr>
+    </w:p>
+    <w:p>
+      <w:pPr>
+        <w:pStyle w:val="BodyText"/>
       </w:pPr>
       <w:r>
         <w:t xml:space="preserve">ELENA: Linda, if anything feels wrong, call the number on your card, day or night. Most things are small, but a few problems need treatment fast, so we’d rather hear early.</w:t>
       </w:r>
-      <w:r>
-        <w:t xml:space="preserve"> </w:t>
-      </w:r>
-      <w:r>
-        <w:t xml:space="preserve">엘레나: 린다, 뭔가 이상하면 밤이든 낮이든 카드에 있는 번호로 전화하세요. 대부분은 사소한 일이지만, 몇몇 문제는 빨리 치료해야 해서 일찍 연락받는 게 훨씬 나아요.</w:t>
-      </w:r>
-    </w:p>
-    <w:p>
-      <w:pPr>
-        <w:numPr>
-          <w:ilvl w:val="0"/>
-          <w:numId w:val="1003"/>
-        </w:numPr>
+    </w:p>
+    <w:p>
+      <w:pPr>
+        <w:pStyle w:val="BodyText"/>
       </w:pPr>
       <w:r>
         <w:t xml:space="preserve">LINDA: Even at night?</w:t>
       </w:r>
-      <w:r>
-        <w:t xml:space="preserve"> </w:t>
-      </w:r>
-      <w:r>
-        <w:t xml:space="preserve">린다: 밤에도요?</w:t>
-      </w:r>
-    </w:p>
-    <w:p>
-      <w:pPr>
-        <w:numPr>
-          <w:ilvl w:val="0"/>
-          <w:numId w:val="1003"/>
-        </w:numPr>
+    </w:p>
+    <w:p>
+      <w:pPr>
+        <w:pStyle w:val="BodyText"/>
       </w:pPr>
       <w:r>
         <w:t xml:space="preserve">STEIN: Especially at night. Pain, color change, anything strange. Call.</w:t>
       </w:r>
-      <w:r>
-        <w:t xml:space="preserve"> </w:t>
-      </w:r>
-      <w:r>
-        <w:t xml:space="preserve">스타인: 밤에는 특히요. 통증, 색 변화, 뭐든 이상하면. 전화해요.</w:t>
-      </w:r>
-    </w:p>
-    <w:p>
-      <w:pPr>
-        <w:numPr>
-          <w:ilvl w:val="0"/>
-          <w:numId w:val="1003"/>
-        </w:numPr>
+    </w:p>
+    <w:p>
+      <w:pPr>
+        <w:pStyle w:val="BodyText"/>
       </w:pPr>
       <w:r>
         <w:t xml:space="preserve">LINDA: I will. Thank you, everyone. This was… easier than I expected.</w:t>
       </w:r>
-      <w:r>
-        <w:t xml:space="preserve"> </w:t>
-      </w:r>
-      <w:r>
-        <w:t xml:space="preserve">린다: 그럴게요. 모두 감사해요. 이거… 생각보다 쉬웠어요.</w:t>
-      </w:r>
-    </w:p>
-    <w:p>
-      <w:pPr>
-        <w:numPr>
-          <w:ilvl w:val="0"/>
-          <w:numId w:val="1003"/>
-        </w:numPr>
+    </w:p>
+    <w:p>
+      <w:pPr>
+        <w:pStyle w:val="BodyText"/>
       </w:pPr>
       <w:r>
         <w:t xml:space="preserve">NOAH: Thank you, Linda. You’re the first. You’ll always be the first.</w:t>
-      </w:r>
-      <w:r>
-        <w:t xml:space="preserve"> </w:t>
-      </w:r>
-      <w:r>
-        <w:t xml:space="preserve">노아: 감사해요, 린다. 당신이 첫 번째예요. 언제나 첫 번째일 거예요.</w:t>
       </w:r>
     </w:p>
     <w:bookmarkEnd w:id="23"/>
@@ -1564,239 +832,119 @@
     </w:p>
     <w:p>
       <w:pPr>
-        <w:numPr>
-          <w:ilvl w:val="0"/>
-          <w:numId w:val="1004"/>
-        </w:numPr>
+        <w:pStyle w:val="FirstParagraph"/>
       </w:pPr>
       <w:r>
         <w:t xml:space="preserve">GRACE: Everyone on? Dr. Stein’s office called me at noon.</w:t>
       </w:r>
+    </w:p>
+    <w:p>
+      <w:pPr>
+        <w:pStyle w:val="BodyText"/>
+      </w:pPr>
+      <w:r>
+        <w:t xml:space="preserve">NOAH: Is Linda okay? What happened?</w:t>
+      </w:r>
+    </w:p>
+    <w:p>
+      <w:pPr>
+        <w:pStyle w:val="BodyText"/>
+      </w:pPr>
+      <w:r>
+        <w:t xml:space="preserve">GRACE: She’s okay. She called this morning about bruising and swelling on the left side. Dr. Stein’s team saw her, and I’ll give you the details. But first, nobody needs to panic.</w:t>
+      </w:r>
+    </w:p>
+    <w:p>
+      <w:pPr>
+        <w:pStyle w:val="BodyText"/>
+      </w:pPr>
+      <w:r>
+        <w:t xml:space="preserve">NOAH: Bruising? Is that dangerous? Should we pause the trial?</w:t>
+      </w:r>
+    </w:p>
+    <w:p>
+      <w:pPr>
+        <w:pStyle w:val="BodyText"/>
+      </w:pPr>
+      <w:r>
+        <w:t xml:space="preserve">ELENA: Noah. Breathe. Let’s follow the protocol.</w:t>
+      </w:r>
+    </w:p>
+    <w:p>
+      <w:pPr>
+        <w:pStyle w:val="BodyText"/>
+      </w:pPr>
+      <w:r>
+        <w:t xml:space="preserve">NOAH: Sorry. I’m just… it’s our first patient. For thirteen months, she was only a number in a plan. Now she has a name, a husband and a bruise, and it feels very real.</w:t>
+      </w:r>
+    </w:p>
+    <w:p>
+      <w:pPr>
+        <w:pStyle w:val="BodyText"/>
+      </w:pPr>
+      <w:r>
+        <w:t xml:space="preserve">ELENA: I know. That’s why we follow the protocol. Calm rules, used in a storm.</w:t>
+      </w:r>
+    </w:p>
+    <w:p>
+      <w:pPr>
+        <w:pStyle w:val="BodyText"/>
+      </w:pPr>
+      <w:r>
+        <w:t xml:space="preserve">GRACE: Dr. Stein examined her an hour ago. Skin color normal. No pain. Good blood flow.</w:t>
+      </w:r>
+    </w:p>
+    <w:p>
+      <w:pPr>
+        <w:pStyle w:val="BodyText"/>
+      </w:pPr>
+      <w:r>
+        <w:t xml:space="preserve">MARCUS: So it’s not a blocked vessel?</w:t>
+      </w:r>
+    </w:p>
+    <w:p>
+      <w:pPr>
+        <w:pStyle w:val="BodyText"/>
+      </w:pPr>
+      <w:r>
+        <w:t xml:space="preserve">ELENA: No. Bruising and swelling are expected after any filler. They’re in the consent form.</w:t>
+      </w:r>
+    </w:p>
+    <w:p>
+      <w:pPr>
+        <w:pStyle w:val="BodyText"/>
+      </w:pPr>
+      <w:r>
+        <w:t xml:space="preserve">PRIYA: Expected. So it’s not a problem?</w:t>
+      </w:r>
+    </w:p>
+    <w:p>
+      <w:pPr>
+        <w:pStyle w:val="BodyText"/>
+      </w:pPr>
+      <w:r>
+        <w:t xml:space="preserve">ELENA: Expected is not the same as nothing. We still document it, every detail, because one bruise means very little, but fifty bruises might tell us something. Patterns only appear on paper.</w:t>
+      </w:r>
+    </w:p>
+    <w:p>
+      <w:pPr>
+        <w:pStyle w:val="BodyText"/>
+      </w:pPr>
+      <w:r>
+        <w:t xml:space="preserve">GRACE: It’s recorded as an adverse event. Mild. Non-serious. Expected.</w:t>
+      </w:r>
+    </w:p>
+    <w:p>
+      <w:pPr>
+        <w:pStyle w:val="BodyText"/>
+      </w:pPr>
+      <w:r>
+        <w:t xml:space="preserve">MARCUS: What makes something</w:t>
+      </w:r>
       <w:r>
         <w:t xml:space="preserve"> </w:t>
       </w:r>
       <w:r>
-        <w:t xml:space="preserve">그레이스: 다들 들어왔어요? 정오에 스타인 박사님 병원에서 전화 왔어요.</w:t>
-      </w:r>
-    </w:p>
-    <w:p>
-      <w:pPr>
-        <w:numPr>
-          <w:ilvl w:val="0"/>
-          <w:numId w:val="1004"/>
-        </w:numPr>
-      </w:pPr>
-      <w:r>
-        <w:t xml:space="preserve">NOAH: Is Linda okay? What happened?</w:t>
-      </w:r>
-      <w:r>
-        <w:t xml:space="preserve"> </w:t>
-      </w:r>
-      <w:r>
-        <w:t xml:space="preserve">노아: 린다 괜찮아요? 무슨 일이에요?</w:t>
-      </w:r>
-    </w:p>
-    <w:p>
-      <w:pPr>
-        <w:numPr>
-          <w:ilvl w:val="0"/>
-          <w:numId w:val="1004"/>
-        </w:numPr>
-      </w:pPr>
-      <w:r>
-        <w:t xml:space="preserve">GRACE: She’s okay. She called this morning about bruising and swelling on the left side. Dr. Stein’s team saw her, and I’ll give you the details. But first, nobody needs to panic.</w:t>
-      </w:r>
-      <w:r>
-        <w:t xml:space="preserve"> </w:t>
-      </w:r>
-      <w:r>
-        <w:t xml:space="preserve">그레이스: 괜찮아요. 오늘 아침에 왼쪽에 멍과 부기가 있다고 전화했대요. 스타인 박사님 팀이 봤고, 자세한 건 제가 말씀드릴게요. 하지만 먼저, 아무도 당황할 필요 없어요.</w:t>
-      </w:r>
-    </w:p>
-    <w:p>
-      <w:pPr>
-        <w:numPr>
-          <w:ilvl w:val="0"/>
-          <w:numId w:val="1004"/>
-        </w:numPr>
-      </w:pPr>
-      <w:r>
-        <w:t xml:space="preserve">NOAH: Bruising? Is that dangerous? Should we pause the trial?</w:t>
-      </w:r>
-      <w:r>
-        <w:t xml:space="preserve"> </w:t>
-      </w:r>
-      <w:r>
-        <w:t xml:space="preserve">노아: 멍이요? 위험해요? 임상을 멈춰야 해요?</w:t>
-      </w:r>
-    </w:p>
-    <w:p>
-      <w:pPr>
-        <w:numPr>
-          <w:ilvl w:val="0"/>
-          <w:numId w:val="1004"/>
-        </w:numPr>
-      </w:pPr>
-      <w:r>
-        <w:t xml:space="preserve">ELENA: Noah. Breathe. Let’s follow the protocol.</w:t>
-      </w:r>
-      <w:r>
-        <w:t xml:space="preserve"> </w:t>
-      </w:r>
-      <w:r>
-        <w:t xml:space="preserve">엘레나: 노아. 숨 쉬어요. 프로토콜대로 해요.</w:t>
-      </w:r>
-    </w:p>
-    <w:p>
-      <w:pPr>
-        <w:numPr>
-          <w:ilvl w:val="0"/>
-          <w:numId w:val="1004"/>
-        </w:numPr>
-      </w:pPr>
-      <w:r>
-        <w:t xml:space="preserve">NOAH: Sorry. I’m just… it’s our first patient. For thirteen months, she was only a number in a plan. Now she has a name, a husband and a bruise, and it feels very real.</w:t>
-      </w:r>
-      <w:r>
-        <w:t xml:space="preserve"> </w:t>
-      </w:r>
-      <w:r>
-        <w:t xml:space="preserve">노아: 미안해요. 그냥… 우리 첫 환자잖아요. 13개월 동안 그녀는 계획서 속 숫자일 뿐이었어요. 그런데 이제 이름이 있고, 남편이 있고, 멍이 있으니까 너무 실감이 나요.</w:t>
-      </w:r>
-    </w:p>
-    <w:p>
-      <w:pPr>
-        <w:numPr>
-          <w:ilvl w:val="0"/>
-          <w:numId w:val="1004"/>
-        </w:numPr>
-      </w:pPr>
-      <w:r>
-        <w:t xml:space="preserve">ELENA: I know. That’s why we follow the protocol. Calm rules, used in a storm.</w:t>
-      </w:r>
-      <w:r>
-        <w:t xml:space="preserve"> </w:t>
-      </w:r>
-      <w:r>
-        <w:t xml:space="preserve">엘레나: 알아요. 그래서 프로토콜을 따르는 거예요. 차분한 규칙을 폭풍 속에서 쓰는 거죠.</w:t>
-      </w:r>
-    </w:p>
-    <w:p>
-      <w:pPr>
-        <w:numPr>
-          <w:ilvl w:val="0"/>
-          <w:numId w:val="1004"/>
-        </w:numPr>
-      </w:pPr>
-      <w:r>
-        <w:t xml:space="preserve">GRACE: Dr. Stein examined her an hour ago. Skin color normal. No pain. Good blood flow.</w:t>
-      </w:r>
-      <w:r>
-        <w:t xml:space="preserve"> </w:t>
-      </w:r>
-      <w:r>
-        <w:t xml:space="preserve">그레이스: 스타인 박사님이 한 시간 전에 진찰했어요. 피부색 정상. 통증 없음. 혈류 양호.</w:t>
-      </w:r>
-    </w:p>
-    <w:p>
-      <w:pPr>
-        <w:numPr>
-          <w:ilvl w:val="0"/>
-          <w:numId w:val="1004"/>
-        </w:numPr>
-      </w:pPr>
-      <w:r>
-        <w:t xml:space="preserve">MARCUS: So it’s not a blocked vessel?</w:t>
-      </w:r>
-      <w:r>
-        <w:t xml:space="preserve"> </w:t>
-      </w:r>
-      <w:r>
-        <w:t xml:space="preserve">마커스: 그럼 혈관이 막힌 건 아니네?</w:t>
-      </w:r>
-    </w:p>
-    <w:p>
-      <w:pPr>
-        <w:numPr>
-          <w:ilvl w:val="0"/>
-          <w:numId w:val="1004"/>
-        </w:numPr>
-      </w:pPr>
-      <w:r>
-        <w:t xml:space="preserve">ELENA: No. Bruising and swelling are expected after any filler. They’re in the consent form.</w:t>
-      </w:r>
-      <w:r>
-        <w:t xml:space="preserve"> </w:t>
-      </w:r>
-      <w:r>
-        <w:t xml:space="preserve">엘레나: 아니에요. 멍과 부기는 어떤 필러든 예상되는 반응이에요. 동의서에도 있고요.</w:t>
-      </w:r>
-    </w:p>
-    <w:p>
-      <w:pPr>
-        <w:numPr>
-          <w:ilvl w:val="0"/>
-          <w:numId w:val="1004"/>
-        </w:numPr>
-      </w:pPr>
-      <w:r>
-        <w:t xml:space="preserve">PRIYA: Expected. So it’s not a problem?</w:t>
-      </w:r>
-      <w:r>
-        <w:t xml:space="preserve"> </w:t>
-      </w:r>
-      <w:r>
-        <w:t xml:space="preserve">프리야: 예상된 거라. 그럼 문제가 아닌 거예요?</w:t>
-      </w:r>
-    </w:p>
-    <w:p>
-      <w:pPr>
-        <w:numPr>
-          <w:ilvl w:val="0"/>
-          <w:numId w:val="1004"/>
-        </w:numPr>
-      </w:pPr>
-      <w:r>
-        <w:t xml:space="preserve">ELENA: Expected is not the same as nothing. We still document it, every detail, because one bruise means very little, but fifty bruises might tell us something. Patterns only appear on paper.</w:t>
-      </w:r>
-      <w:r>
-        <w:t xml:space="preserve"> </w:t>
-      </w:r>
-      <w:r>
-        <w:t xml:space="preserve">엘레나: 예상된 것이 아무것도 아닌 것과 같진 않아요. 그래도 세부 사항까지 전부 기록해요. 멍 하나는 별 의미가 없지만, 멍 쉰 개는 뭔가를 말해 줄 수 있거든요. 패턴은 기록 속에서만 보여요.</w:t>
-      </w:r>
-    </w:p>
-    <w:p>
-      <w:pPr>
-        <w:numPr>
-          <w:ilvl w:val="0"/>
-          <w:numId w:val="1004"/>
-        </w:numPr>
-      </w:pPr>
-      <w:r>
-        <w:t xml:space="preserve">GRACE: It’s recorded as an adverse event. Mild. Non-serious. Expected.</w:t>
-      </w:r>
-      <w:r>
-        <w:t xml:space="preserve"> </w:t>
-      </w:r>
-      <w:r>
-        <w:t xml:space="preserve">그레이스: 이상반응으로 기록했어요. 경미. 비중대. 예상됨.</w:t>
-      </w:r>
-    </w:p>
-    <w:p>
-      <w:pPr>
-        <w:numPr>
-          <w:ilvl w:val="0"/>
-          <w:numId w:val="1004"/>
-        </w:numPr>
-      </w:pPr>
-      <w:r>
-        <w:t xml:space="preserve">MARCUS: What makes something</w:t>
-      </w:r>
-      <w:r>
-        <w:t xml:space="preserve"> </w:t>
-      </w:r>
-      <w:r>
         <w:t xml:space="preserve">“</w:t>
       </w:r>
       <w:r>
@@ -1808,216 +956,93 @@
       <w:r>
         <w:t xml:space="preserve">?</w:t>
       </w:r>
-      <w:r>
-        <w:t xml:space="preserve"> </w:t>
-      </w:r>
-      <w:r>
-        <w:t xml:space="preserve">마커스: 뭐가</w:t>
-      </w:r>
-      <w:r>
-        <w:t xml:space="preserve"> </w:t>
-      </w:r>
-      <w:r>
-        <w:t xml:space="preserve">“</w:t>
-      </w:r>
-      <w:r>
-        <w:t xml:space="preserve">중대한</w:t>
-      </w:r>
-      <w:r>
-        <w:t xml:space="preserve">”</w:t>
-      </w:r>
-      <w:r>
-        <w:t xml:space="preserve"> </w:t>
-      </w:r>
-      <w:r>
-        <w:t xml:space="preserve">거야?</w:t>
-      </w:r>
-    </w:p>
-    <w:p>
-      <w:pPr>
-        <w:numPr>
-          <w:ilvl w:val="0"/>
-          <w:numId w:val="1004"/>
-        </w:numPr>
+    </w:p>
+    <w:p>
+      <w:pPr>
+        <w:pStyle w:val="BodyText"/>
       </w:pPr>
       <w:r>
         <w:t xml:space="preserve">GRACE: Hospitalization, permanent damage, or anything life-threatening. Those are serious events, and they have strict reporting deadlines. A bruise like Linda’s is recorded and reported on the normal schedule.</w:t>
       </w:r>
-      <w:r>
-        <w:t xml:space="preserve"> </w:t>
-      </w:r>
-      <w:r>
-        <w:t xml:space="preserve">그레이스: 입원, 영구적 손상, 또는 생명을 위협하는 것. 그런 게 중대한 사건이고, 보고 기한이 엄격해요. 린다 씨 같은 멍은 기록해서 정해진 일반 일정에 따라 보고해요.</w:t>
-      </w:r>
-    </w:p>
-    <w:p>
-      <w:pPr>
-        <w:numPr>
-          <w:ilvl w:val="0"/>
-          <w:numId w:val="1004"/>
-        </w:numPr>
+    </w:p>
+    <w:p>
+      <w:pPr>
+        <w:pStyle w:val="BodyText"/>
       </w:pPr>
       <w:r>
         <w:t xml:space="preserve">ELENA: And anything unexpected related to the device must go to the FDA. Fast.</w:t>
       </w:r>
-      <w:r>
-        <w:t xml:space="preserve"> </w:t>
-      </w:r>
-      <w:r>
-        <w:t xml:space="preserve">엘레나: 그리고 기기와 관련된 예상치 못한 건 FDA에 보고해야 해요. 빨리.</w:t>
-      </w:r>
-    </w:p>
-    <w:p>
-      <w:pPr>
-        <w:numPr>
-          <w:ilvl w:val="0"/>
-          <w:numId w:val="1004"/>
-        </w:numPr>
+    </w:p>
+    <w:p>
+      <w:pPr>
+        <w:pStyle w:val="BodyText"/>
       </w:pPr>
       <w:r>
         <w:t xml:space="preserve">NOAH: This is neither. Good. Okay.</w:t>
       </w:r>
-      <w:r>
-        <w:t xml:space="preserve"> </w:t>
-      </w:r>
-      <w:r>
-        <w:t xml:space="preserve">노아: 이건 둘 다 아니네요. 좋아요. 그래요.</w:t>
-      </w:r>
-    </w:p>
-    <w:p>
-      <w:pPr>
-        <w:numPr>
-          <w:ilvl w:val="0"/>
-          <w:numId w:val="1004"/>
-        </w:numPr>
+    </w:p>
+    <w:p>
+      <w:pPr>
+        <w:pStyle w:val="BodyText"/>
       </w:pPr>
       <w:r>
         <w:t xml:space="preserve">GRACE: Dr. Stein will see her again Monday. Standard follow-up.</w:t>
       </w:r>
-      <w:r>
-        <w:t xml:space="preserve"> </w:t>
-      </w:r>
-      <w:r>
-        <w:t xml:space="preserve">그레이스: 스타인 박사님이 월요일에 다시 봐요. 표준 추적 관찰이에요.</w:t>
-      </w:r>
-    </w:p>
-    <w:p>
-      <w:pPr>
-        <w:numPr>
-          <w:ilvl w:val="0"/>
-          <w:numId w:val="1004"/>
-        </w:numPr>
+    </w:p>
+    <w:p>
+      <w:pPr>
+        <w:pStyle w:val="BodyText"/>
       </w:pPr>
       <w:r>
         <w:t xml:space="preserve">PRIYA: Do we know which arm she was in? Veyra or Lumaderm?</w:t>
       </w:r>
-      <w:r>
-        <w:t xml:space="preserve"> </w:t>
-      </w:r>
-      <w:r>
-        <w:t xml:space="preserve">프리야: 어느 군이었는지 알아요? Veyra인지 루마덤인지?</w:t>
-      </w:r>
-    </w:p>
-    <w:p>
-      <w:pPr>
-        <w:numPr>
-          <w:ilvl w:val="0"/>
-          <w:numId w:val="1004"/>
-        </w:numPr>
+    </w:p>
+    <w:p>
+      <w:pPr>
+        <w:pStyle w:val="BodyText"/>
       </w:pPr>
       <w:r>
         <w:t xml:space="preserve">ELENA: We don’t. And we shouldn’t. That’s the point of blinding.</w:t>
       </w:r>
-      <w:r>
-        <w:t xml:space="preserve"> </w:t>
-      </w:r>
-      <w:r>
-        <w:t xml:space="preserve">엘레나: 몰라요. 그리고 몰라야 해요. 그게 눈가림의 목적이에요.</w:t>
-      </w:r>
-    </w:p>
-    <w:p>
-      <w:pPr>
-        <w:numPr>
-          <w:ilvl w:val="0"/>
-          <w:numId w:val="1004"/>
-        </w:numPr>
+    </w:p>
+    <w:p>
+      <w:pPr>
+        <w:pStyle w:val="BodyText"/>
       </w:pPr>
       <w:r>
         <w:t xml:space="preserve">NOAH: Even we don’t know?</w:t>
       </w:r>
-      <w:r>
-        <w:t xml:space="preserve"> </w:t>
-      </w:r>
-      <w:r>
-        <w:t xml:space="preserve">노아: 우리도 모른다고요?</w:t>
-      </w:r>
-    </w:p>
-    <w:p>
-      <w:pPr>
-        <w:numPr>
-          <w:ilvl w:val="0"/>
-          <w:numId w:val="1004"/>
-        </w:numPr>
+    </w:p>
+    <w:p>
+      <w:pPr>
+        <w:pStyle w:val="BodyText"/>
       </w:pPr>
       <w:r>
         <w:t xml:space="preserve">GRACE: The sponsor team stays blinded too. Until the data is locked.</w:t>
       </w:r>
-      <w:r>
-        <w:t xml:space="preserve"> </w:t>
-      </w:r>
-      <w:r>
-        <w:t xml:space="preserve">그레이스: 스폰서 팀도 눈가림 상태를 유지해요. 데이터가 잠길 때까지.</w:t>
-      </w:r>
-    </w:p>
-    <w:p>
-      <w:pPr>
-        <w:numPr>
-          <w:ilvl w:val="0"/>
-          <w:numId w:val="1004"/>
-        </w:numPr>
+    </w:p>
+    <w:p>
+      <w:pPr>
+        <w:pStyle w:val="BodyText"/>
       </w:pPr>
       <w:r>
         <w:t xml:space="preserve">MARCUS: So for two years, we won’t know if our own product is working?</w:t>
       </w:r>
-      <w:r>
-        <w:t xml:space="preserve"> </w:t>
-      </w:r>
-      <w:r>
-        <w:t xml:space="preserve">마커스: 그러니까 2년 동안 우리 제품이 효과가 있는지 모른다는 거야?</w:t>
-      </w:r>
-    </w:p>
-    <w:p>
-      <w:pPr>
-        <w:numPr>
-          <w:ilvl w:val="0"/>
-          <w:numId w:val="1004"/>
-        </w:numPr>
+    </w:p>
+    <w:p>
+      <w:pPr>
+        <w:pStyle w:val="BodyText"/>
       </w:pPr>
       <w:r>
         <w:t xml:space="preserve">ELENA: Not for sure. Only the DSMB sees unblinded safety data, to protect patients. If we saw it, we might start making decisions based on hope, and that would damage the trial.</w:t>
       </w:r>
-      <w:r>
-        <w:t xml:space="preserve"> </w:t>
-      </w:r>
-      <w:r>
-        <w:t xml:space="preserve">엘레나: 확실히는요. 눈가림 해제된 안전성 데이터는 환자 보호를 위해 DSMB만 봐요. 우리가 그걸 보면 희망에 기대서 결정을 내리기 시작할 수 있고, 그건 임상을 망쳐요.</w:t>
-      </w:r>
-    </w:p>
-    <w:p>
-      <w:pPr>
-        <w:numPr>
-          <w:ilvl w:val="0"/>
-          <w:numId w:val="1004"/>
-        </w:numPr>
+    </w:p>
+    <w:p>
+      <w:pPr>
+        <w:pStyle w:val="BodyText"/>
       </w:pPr>
       <w:r>
         <w:t xml:space="preserve">NOAH: That’s going to be the longest two years of my life.</w:t>
-      </w:r>
-      <w:r>
-        <w:t xml:space="preserve"> </w:t>
-      </w:r>
-      <w:r>
-        <w:t xml:space="preserve">노아: 내 인생에서 가장 긴 2년이 되겠네요.</w:t>
       </w:r>
     </w:p>
     <w:bookmarkEnd w:id="24"/>
@@ -2032,257 +1057,122 @@
     </w:p>
     <w:p>
       <w:pPr>
-        <w:numPr>
-          <w:ilvl w:val="0"/>
-          <w:numId w:val="1005"/>
-        </w:numPr>
+        <w:pStyle w:val="FirstParagraph"/>
       </w:pPr>
       <w:r>
         <w:t xml:space="preserve">GRACE: Week one is done. Enrollment update. Twelve patients across five sites.</w:t>
       </w:r>
-      <w:r>
-        <w:t xml:space="preserve"> </w:t>
-      </w:r>
-      <w:r>
-        <w:t xml:space="preserve">그레이스: 첫 주가 끝났어요. 등록 현황. 사이트 다섯 곳에서 환자 열두 명.</w:t>
-      </w:r>
-    </w:p>
-    <w:p>
-      <w:pPr>
-        <w:numPr>
-          <w:ilvl w:val="0"/>
-          <w:numId w:val="1005"/>
-        </w:numPr>
+    </w:p>
+    <w:p>
+      <w:pPr>
+        <w:pStyle w:val="BodyText"/>
       </w:pPr>
       <w:r>
         <w:t xml:space="preserve">MARCUS: Twelve. Out of three hundred.</w:t>
       </w:r>
-      <w:r>
-        <w:t xml:space="preserve"> </w:t>
-      </w:r>
-      <w:r>
-        <w:t xml:space="preserve">마커스: 열둘. 300명 중에.</w:t>
-      </w:r>
-    </w:p>
-    <w:p>
-      <w:pPr>
-        <w:numPr>
-          <w:ilvl w:val="0"/>
-          <w:numId w:val="1005"/>
-        </w:numPr>
+    </w:p>
+    <w:p>
+      <w:pPr>
+        <w:pStyle w:val="BodyText"/>
       </w:pPr>
       <w:r>
         <w:t xml:space="preserve">GRACE: Dr. Stein enrolled eight of them herself.</w:t>
       </w:r>
-      <w:r>
-        <w:t xml:space="preserve"> </w:t>
-      </w:r>
-      <w:r>
-        <w:t xml:space="preserve">그레이스: 그중 여덟 명은 스타인 박사님이 직접 등록했어요.</w:t>
-      </w:r>
-    </w:p>
-    <w:p>
-      <w:pPr>
-        <w:numPr>
-          <w:ilvl w:val="0"/>
-          <w:numId w:val="1005"/>
-        </w:numPr>
+    </w:p>
+    <w:p>
+      <w:pPr>
+        <w:pStyle w:val="BodyText"/>
       </w:pPr>
       <w:r>
         <w:t xml:space="preserve">STEIN: I told you I’m fast. My waiting list is long, and my patients trust me. When I tell them a study is done properly, they join. Trust is my real enrollment tool.</w:t>
       </w:r>
-      <w:r>
-        <w:t xml:space="preserve"> </w:t>
-      </w:r>
-      <w:r>
-        <w:t xml:space="preserve">스타인: 빠르다고 했잖아요. 대기자 명단이 길고, 환자들이 날 믿어요. 연구가 제대로 진행된다고 내가 말하면 참여해요. 신뢰가 진짜 등록 도구예요.</w:t>
-      </w:r>
-    </w:p>
-    <w:p>
-      <w:pPr>
-        <w:numPr>
-          <w:ilvl w:val="0"/>
-          <w:numId w:val="1005"/>
-        </w:numPr>
+    </w:p>
+    <w:p>
+      <w:pPr>
+        <w:pStyle w:val="BodyText"/>
       </w:pPr>
       <w:r>
         <w:t xml:space="preserve">ELENA: How is Linda?</w:t>
       </w:r>
-      <w:r>
-        <w:t xml:space="preserve"> </w:t>
-      </w:r>
-      <w:r>
-        <w:t xml:space="preserve">엘레나: 린다는 어때요?</w:t>
-      </w:r>
-    </w:p>
-    <w:p>
-      <w:pPr>
-        <w:numPr>
-          <w:ilvl w:val="0"/>
-          <w:numId w:val="1005"/>
-        </w:numPr>
+    </w:p>
+    <w:p>
+      <w:pPr>
+        <w:pStyle w:val="BodyText"/>
       </w:pPr>
       <w:r>
         <w:t xml:space="preserve">STEIN: Bruise almost gone. She brought cookies on Monday. For Tamara and me.</w:t>
       </w:r>
-      <w:r>
-        <w:t xml:space="preserve"> </w:t>
-      </w:r>
-      <w:r>
-        <w:t xml:space="preserve">스타인: 멍은 거의 사라졌어요. 월요일에 쿠키를 가져왔더라고요. 타마라랑 나한테.</w:t>
-      </w:r>
-    </w:p>
-    <w:p>
-      <w:pPr>
-        <w:numPr>
-          <w:ilvl w:val="0"/>
-          <w:numId w:val="1005"/>
-        </w:numPr>
+    </w:p>
+    <w:p>
+      <w:pPr>
+        <w:pStyle w:val="BodyText"/>
       </w:pPr>
       <w:r>
         <w:t xml:space="preserve">NOAH: Cookies. That’s a good sign.</w:t>
       </w:r>
-      <w:r>
-        <w:t xml:space="preserve"> </w:t>
-      </w:r>
-      <w:r>
-        <w:t xml:space="preserve">노아: 쿠키라. 좋은 신호네요.</w:t>
-      </w:r>
-    </w:p>
-    <w:p>
-      <w:pPr>
-        <w:numPr>
-          <w:ilvl w:val="0"/>
-          <w:numId w:val="1005"/>
-        </w:numPr>
+    </w:p>
+    <w:p>
+      <w:pPr>
+        <w:pStyle w:val="BodyText"/>
       </w:pPr>
       <w:r>
         <w:t xml:space="preserve">STEIN: Unhappy patients don’t bake.</w:t>
       </w:r>
-      <w:r>
-        <w:t xml:space="preserve"> </w:t>
-      </w:r>
-      <w:r>
-        <w:t xml:space="preserve">스타인: 불만인 환자는 빵을 굽지 않아요.</w:t>
-      </w:r>
-    </w:p>
-    <w:p>
-      <w:pPr>
-        <w:numPr>
-          <w:ilvl w:val="0"/>
-          <w:numId w:val="1005"/>
-        </w:numPr>
+    </w:p>
+    <w:p>
+      <w:pPr>
+        <w:pStyle w:val="BodyText"/>
       </w:pPr>
       <w:r>
         <w:t xml:space="preserve">GRACE: At this pace, all three hundred in about nine months. But enrollment often slows down after the excitement of the first weeks, so I’ll keep watching every site closely.</w:t>
       </w:r>
-      <w:r>
-        <w:t xml:space="preserve"> </w:t>
-      </w:r>
-      <w:r>
-        <w:t xml:space="preserve">그레이스: 이 속도면 300명 전원이 약 9개월 걸려요. 하지만 등록은 첫 몇 주의 열기가 지나면 느려지는 경우가 많아서, 모든 사이트를 계속 꼼꼼히 지켜볼 거예요.</w:t>
-      </w:r>
-    </w:p>
-    <w:p>
-      <w:pPr>
-        <w:numPr>
-          <w:ilvl w:val="0"/>
-          <w:numId w:val="1005"/>
-        </w:numPr>
+    </w:p>
+    <w:p>
+      <w:pPr>
+        <w:pStyle w:val="BodyText"/>
       </w:pPr>
       <w:r>
         <w:t xml:space="preserve">ELENA: Then six months of follow-up. Then twelve-month data. Then analysis.</w:t>
       </w:r>
-      <w:r>
-        <w:t xml:space="preserve"> </w:t>
-      </w:r>
-      <w:r>
-        <w:t xml:space="preserve">엘레나: 그다음 6개월 추적 관찰. 그다음 12개월 데이터. 그다음 분석.</w:t>
-      </w:r>
-    </w:p>
-    <w:p>
-      <w:pPr>
-        <w:numPr>
-          <w:ilvl w:val="0"/>
-          <w:numId w:val="1005"/>
-        </w:numPr>
+    </w:p>
+    <w:p>
+      <w:pPr>
+        <w:pStyle w:val="BodyText"/>
       </w:pPr>
       <w:r>
         <w:t xml:space="preserve">NOAH: So the first answer comes in about eighteen months.</w:t>
       </w:r>
-      <w:r>
-        <w:t xml:space="preserve"> </w:t>
-      </w:r>
-      <w:r>
-        <w:t xml:space="preserve">노아: 그럼 첫 답은 약 18개월 뒤에 나오네요.</w:t>
-      </w:r>
-    </w:p>
-    <w:p>
-      <w:pPr>
-        <w:numPr>
-          <w:ilvl w:val="0"/>
-          <w:numId w:val="1005"/>
-        </w:numPr>
+    </w:p>
+    <w:p>
+      <w:pPr>
+        <w:pStyle w:val="BodyText"/>
       </w:pPr>
       <w:r>
         <w:t xml:space="preserve">STEIN: Eighteen months. That’s how long the truth takes.</w:t>
       </w:r>
-      <w:r>
-        <w:t xml:space="preserve"> </w:t>
-      </w:r>
-      <w:r>
-        <w:t xml:space="preserve">스타인: 18개월. 진실은 그만큼 걸려요.</w:t>
-      </w:r>
-    </w:p>
-    <w:p>
-      <w:pPr>
-        <w:numPr>
-          <w:ilvl w:val="0"/>
-          <w:numId w:val="1005"/>
-        </w:numPr>
+    </w:p>
+    <w:p>
+      <w:pPr>
+        <w:pStyle w:val="BodyText"/>
       </w:pPr>
       <w:r>
         <w:t xml:space="preserve">NOAH: What do we do until then?</w:t>
       </w:r>
-      <w:r>
-        <w:t xml:space="preserve"> </w:t>
-      </w:r>
-      <w:r>
-        <w:t xml:space="preserve">노아: 그때까지 우린 뭘 해요?</w:t>
-      </w:r>
-    </w:p>
-    <w:p>
-      <w:pPr>
-        <w:numPr>
-          <w:ilvl w:val="0"/>
-          <w:numId w:val="1005"/>
-        </w:numPr>
+    </w:p>
+    <w:p>
+      <w:pPr>
+        <w:pStyle w:val="BodyText"/>
       </w:pPr>
       <w:r>
         <w:t xml:space="preserve">ELENA: Our jobs. Run the trial well. Don’t peek. Don’t panic.</w:t>
       </w:r>
-      <w:r>
-        <w:t xml:space="preserve"> </w:t>
-      </w:r>
-      <w:r>
-        <w:t xml:space="preserve">엘레나: 각자 할 일이요. 임상을 잘 운영하고. 엿보지 말고. 당황하지 말고.</w:t>
-      </w:r>
-    </w:p>
-    <w:p>
-      <w:pPr>
-        <w:numPr>
-          <w:ilvl w:val="0"/>
-          <w:numId w:val="1005"/>
-        </w:numPr>
+    </w:p>
+    <w:p>
+      <w:pPr>
+        <w:pStyle w:val="BodyText"/>
       </w:pPr>
       <w:r>
         <w:t xml:space="preserve">STEIN: In eighteen months, you’ll know if you were right.</w:t>
-      </w:r>
-      <w:r>
-        <w:t xml:space="preserve"> </w:t>
-      </w:r>
-      <w:r>
-        <w:t xml:space="preserve">스타인: 18개월 뒤면, 당신들이 옳았는지 알게 될 거예요.</w:t>
       </w:r>
     </w:p>
     <w:p>
@@ -2423,7 +1313,7 @@
               <w:jc w:val="left"/>
             </w:pPr>
             <w:r>
-              <w:t xml:space="preserve">01턴. 체크리스트 점검을 시작할 때.</w:t>
+              <w:t xml:space="preserve">도입. 체크리스트 점검을 시작할 때.</w:t>
             </w:r>
           </w:p>
         </w:tc>
@@ -2473,7 +1363,7 @@
               <w:jc w:val="left"/>
             </w:pPr>
             <w:r>
-              <w:t xml:space="preserve">15턴. 칭찬 뒤에 가볍게 덧붙이는 말.</w:t>
+              <w:t xml:space="preserve">도입. 칭찬 뒤에 가볍게 덧붙이는 말.</w:t>
             </w:r>
           </w:p>
         </w:tc>
@@ -2523,7 +1413,7 @@
               <w:jc w:val="left"/>
             </w:pPr>
             <w:r>
-              <w:t xml:space="preserve">24턴. 상대가 정말 이해했는지 확인하는 방법(teach-back).</w:t>
+              <w:t xml:space="preserve">장면1. 상대가 정말 이해했는지 확인하는 방법(teach-back).</w:t>
             </w:r>
           </w:p>
         </w:tc>
@@ -2573,7 +1463,7 @@
               <w:jc w:val="left"/>
             </w:pPr>
             <w:r>
-              <w:t xml:space="preserve">33턴. fine print = 계약서의 깨알 같은 세부 조항.</w:t>
+              <w:t xml:space="preserve">장면1. fine print = 계약서의 깨알 같은 세부 조항.</w:t>
             </w:r>
           </w:p>
         </w:tc>
@@ -2623,7 +1513,7 @@
               <w:jc w:val="left"/>
             </w:pPr>
             <w:r>
-              <w:t xml:space="preserve">36턴. 선택 사항을 분명히 하는 동의 절차 표현.</w:t>
+              <w:t xml:space="preserve">장면1. 선택 사항을 분명히 하는 동의 절차 표현.</w:t>
             </w:r>
           </w:p>
         </w:tc>
@@ -2673,7 +1563,7 @@
               <w:jc w:val="left"/>
             </w:pPr>
             <w:r>
-              <w:t xml:space="preserve">40턴. 참여자의 자율성을 존중하는 말.</w:t>
+              <w:t xml:space="preserve">장면1. 참여자의 자율성을 존중하는 말.</w:t>
             </w:r>
           </w:p>
         </w:tc>
@@ -2723,7 +1613,7 @@
               <w:jc w:val="left"/>
             </w:pPr>
             <w:r>
-              <w:t xml:space="preserve">85턴. 위기 상황에서 감정 대신 절차로 대응하자는 말.</w:t>
+              <w:t xml:space="preserve">절정·전환. 위기 상황에서 감정 대신 절차로 대응하자는 말.</w:t>
             </w:r>
           </w:p>
         </w:tc>
@@ -2773,7 +1663,7 @@
               <w:jc w:val="left"/>
             </w:pPr>
             <w:r>
-              <w:t xml:space="preserve">92턴. 사소해 보여도 기록해야 한다는 품질·안전 원칙.</w:t>
+              <w:t xml:space="preserve">절정·전환. 사소해 보여도 기록해야 한다는 품질·안전 원칙.</w:t>
             </w:r>
           </w:p>
         </w:tc>
@@ -2823,7 +1713,7 @@
               <w:jc w:val="left"/>
             </w:pPr>
             <w:r>
-              <w:t xml:space="preserve">93턴. 임상 이상반응 분류의 기본 표현.</w:t>
+              <w:t xml:space="preserve">절정·전환. 임상 이상반응 분류의 기본 표현.</w:t>
             </w:r>
           </w:p>
         </w:tc>
@@ -2873,7 +1763,7 @@
               <w:jc w:val="left"/>
             </w:pPr>
             <w:r>
-              <w:t xml:space="preserve">119턴. 장기 프로젝트에서 결과를 기다리는 태도.</w:t>
+              <w:t xml:space="preserve">마무리. 장기 프로젝트에서 결과를 기다리는 태도.</w:t>
             </w:r>
           </w:p>
         </w:tc>
@@ -3208,7 +2098,7 @@
           <w:bCs/>
           <w:b/>
         </w:rPr>
-        <w:t xml:space="preserve">92턴 ELENA:</w:t>
+        <w:t xml:space="preserve">ELENA (절정·전환):</w:t>
       </w:r>
       <w:r>
         <w:t xml:space="preserve"> </w:t>
@@ -3503,9 +2393,1066 @@
         <w:t xml:space="preserve">사소한 고객 불만도 기록해야 하는 이유를 신입에게 같은 구조로 30단어 안팎으로 설명해 보기.</w:t>
       </w:r>
     </w:p>
+    <w:p>
+      <w:r>
+        <w:pict>
+          <v:rect style="width:0;height:1.5pt" o:hralign="center" o:hrstd="t" o:hr="t"/>
+        </w:pict>
+      </w:r>
+    </w:p>
     <w:bookmarkEnd w:id="30"/>
     <w:bookmarkEnd w:id="31"/>
+    <w:bookmarkStart w:id="37" w:name="한국어-번역"/>
+    <w:p>
+      <w:pPr>
+        <w:pStyle w:val="Heading2"/>
+      </w:pPr>
+      <w:r>
+        <w:t xml:space="preserve">한국어 번역</w:t>
+      </w:r>
+    </w:p>
+    <w:bookmarkStart w:id="32" w:name="도입-stein-dermatology-오전-7시-1"/>
+    <w:p>
+      <w:pPr>
+        <w:pStyle w:val="Heading3"/>
+      </w:pPr>
+      <w:r>
+        <w:t xml:space="preserve">도입 — Stein Dermatology, 오전 7시</w:t>
+      </w:r>
+    </w:p>
+    <w:p>
+      <w:pPr>
+        <w:pStyle w:val="FirstParagraph"/>
+      </w:pPr>
+      <w:r>
+        <w:t xml:space="preserve">그레이스: 사이트 체크리스트. 첫 환자 전 마지막 점검. 준비됐어요?</w:t>
+      </w:r>
+    </w:p>
+    <w:p>
+      <w:pPr>
+        <w:pStyle w:val="BodyText"/>
+      </w:pPr>
+      <w:r>
+        <w:t xml:space="preserve">스타인: 준비됐어. 해.</w:t>
+      </w:r>
+    </w:p>
+    <w:p>
+      <w:pPr>
+        <w:pStyle w:val="BodyText"/>
+      </w:pPr>
+      <w:r>
+        <w:t xml:space="preserve">그레이스: 시험 제품. 수령, 기록, 상온 보관 완료?</w:t>
+      </w:r>
+    </w:p>
+    <w:p>
+      <w:pPr>
+        <w:pStyle w:val="BodyText"/>
+      </w:pPr>
+      <w:r>
+        <w:t xml:space="preserve">스타인: 로트 VF-001. 주사기 스무 개. 잠긴 캐비닛 안에.</w:t>
+      </w:r>
+    </w:p>
+    <w:p>
+      <w:pPr>
+        <w:pStyle w:val="BodyText"/>
+      </w:pPr>
+      <w:r>
+        <w:t xml:space="preserve">그레이스: 무작위 배정 시스템 테스트했어요?</w:t>
+      </w:r>
+    </w:p>
+    <w:p>
+      <w:pPr>
+        <w:pStyle w:val="BodyText"/>
+      </w:pPr>
+      <w:r>
+        <w:t xml:space="preserve">스타인: 두 번 테스트했어. 우리 코디네이터 타마라가 어제 돌려 봤어.</w:t>
+      </w:r>
+    </w:p>
+    <w:p>
+      <w:pPr>
+        <w:pStyle w:val="BodyText"/>
+      </w:pPr>
+      <w:r>
+        <w:t xml:space="preserve">그레이스: 히알루로니다아제 포함 응급 키트? 시술실에 있어요?</w:t>
+      </w:r>
+    </w:p>
+    <w:p>
+      <w:pPr>
+        <w:pStyle w:val="BodyText"/>
+      </w:pPr>
+      <w:r>
+        <w:t xml:space="preserve">스타인: 두 개. 난 항상 두 개를 둬.</w:t>
+      </w:r>
+    </w:p>
+    <w:p>
+      <w:pPr>
+        <w:pStyle w:val="BodyText"/>
+      </w:pPr>
+      <w:r>
+        <w:t xml:space="preserve">노아: 둘은 하나. 마커스가 좋아하겠네요.</w:t>
+      </w:r>
+    </w:p>
+    <w:p>
+      <w:pPr>
+        <w:pStyle w:val="BodyText"/>
+      </w:pPr>
+      <w:r>
+        <w:t xml:space="preserve">스타인: 마커스가 누구예요?</w:t>
+      </w:r>
+    </w:p>
+    <w:p>
+      <w:pPr>
+        <w:pStyle w:val="BodyText"/>
+      </w:pPr>
+      <w:r>
+        <w:t xml:space="preserve">엘레나: 우리 COO요. 실험실에 그 표지판을 걸어 놨어요.</w:t>
+      </w:r>
+    </w:p>
+    <w:p>
+      <w:pPr>
+        <w:pStyle w:val="BodyText"/>
+      </w:pPr>
+      <w:r>
+        <w:t xml:space="preserve">그레이스: 마지막 항목. 동의서. 최신 승인 버전이에요?</w:t>
+      </w:r>
+    </w:p>
+    <w:p>
+      <w:pPr>
+        <w:pStyle w:val="BodyText"/>
+      </w:pPr>
+      <w:r>
+        <w:t xml:space="preserve">스타인: 3판. 노아가 쓴 거. 중학교 2학년 수준으로.</w:t>
+      </w:r>
+    </w:p>
+    <w:p>
+      <w:pPr>
+        <w:pStyle w:val="BodyText"/>
+      </w:pPr>
+      <w:r>
+        <w:t xml:space="preserve">노아: 읽어 보셨어요?</w:t>
+      </w:r>
+    </w:p>
+    <w:p>
+      <w:pPr>
+        <w:pStyle w:val="BodyText"/>
+      </w:pPr>
+      <w:r>
+        <w:t xml:space="preserve">스타인: 난 다 읽어요. 내가 본 동의서 중 가장 명확해요. 우쭐하지는 마요.</w:t>
+      </w:r>
+    </w:p>
     <w:bookmarkEnd w:id="32"/>
+    <w:bookmarkStart w:id="33" w:name="장면1-동의-절차-1"/>
+    <w:p>
+      <w:pPr>
+        <w:pStyle w:val="Heading3"/>
+      </w:pPr>
+      <w:r>
+        <w:t xml:space="preserve">장면1 — 동의 절차</w:t>
+      </w:r>
+    </w:p>
+    <w:p>
+      <w:pPr>
+        <w:pStyle w:val="FirstParagraph"/>
+      </w:pPr>
+      <w:r>
+        <w:t xml:space="preserve">스타인: 린다, 좋은 아침이에요. 이렇게 일찍 와 줘서 고마워요.</w:t>
+      </w:r>
+    </w:p>
+    <w:p>
+      <w:pPr>
+        <w:pStyle w:val="BodyText"/>
+      </w:pPr>
+      <w:r>
+        <w:t xml:space="preserve">린다: 안녕하세요, 스타인 선생님. 어차피 잠이 안 왔어요. 좀 긴장돼요.</w:t>
+      </w:r>
+    </w:p>
+    <w:p>
+      <w:pPr>
+        <w:pStyle w:val="BodyText"/>
+      </w:pPr>
+      <w:r>
+        <w:t xml:space="preserve">스타인: 정상이에요. 이분들은 회사 사람들이에요. 관찰만 할 거예요.</w:t>
+      </w:r>
+    </w:p>
+    <w:p>
+      <w:pPr>
+        <w:pStyle w:val="BodyText"/>
+      </w:pPr>
+      <w:r>
+        <w:t xml:space="preserve">린다: 괜찮은 거예요? 이분들이 여기 있어도?</w:t>
+      </w:r>
+    </w:p>
+    <w:p>
+      <w:pPr>
+        <w:pStyle w:val="BodyText"/>
+      </w:pPr>
+      <w:r>
+        <w:t xml:space="preserve">엘레나: 동의하실 때만요. 이건 저희가 아니라 린다 씨의 진료 시간이에요. 언제든 불편하시면 나가 달라고 하셔도 되고, 아무도 기분 나빠하지 않아요.</w:t>
+      </w:r>
+    </w:p>
+    <w:p>
+      <w:pPr>
+        <w:pStyle w:val="BodyText"/>
+      </w:pPr>
+      <w:r>
+        <w:t xml:space="preserve">린다: 아니에요, 괜찮아요. 누가 만드는지 보니까 좋네요.</w:t>
+      </w:r>
+    </w:p>
+    <w:p>
+      <w:pPr>
+        <w:pStyle w:val="BodyText"/>
+      </w:pPr>
+      <w:r>
+        <w:t xml:space="preserve">스타인: 린다, 무엇보다 먼저 동의서를 같이 볼 거예요. 한 장도 빠짐없이.</w:t>
+      </w:r>
+    </w:p>
+    <w:p>
+      <w:pPr>
+        <w:pStyle w:val="BodyText"/>
+      </w:pPr>
+      <w:r>
+        <w:t xml:space="preserve">린다: 집에서 읽었어요. 두 번이요. 남편도 읽었고요.</w:t>
+      </w:r>
+    </w:p>
+    <w:p>
+      <w:pPr>
+        <w:pStyle w:val="BodyText"/>
+      </w:pPr>
+      <w:r>
+        <w:t xml:space="preserve">스타인: 좋아요. 그럼 직접 말해 봐요. 이 연구가 뭐예요?</w:t>
+      </w:r>
+    </w:p>
+    <w:p>
+      <w:pPr>
+        <w:pStyle w:val="BodyText"/>
+      </w:pPr>
+      <w:r>
+        <w:t xml:space="preserve">린다: 팔자주름용 새 필러를 이미 승인된 것과 비교해서 시험하는 거예요. 새 필러가 똑같이 효과가 있고, 안전하다는 걸 보여 주는 게 목적이고요.</w:t>
+      </w:r>
+    </w:p>
+    <w:p>
+      <w:pPr>
+        <w:pStyle w:val="BodyText"/>
+      </w:pPr>
+      <w:r>
+        <w:t xml:space="preserve">스타인: 완벽해요. 어느 걸 맞을지 알아요?</w:t>
+      </w:r>
+    </w:p>
+    <w:p>
+      <w:pPr>
+        <w:pStyle w:val="BodyText"/>
+      </w:pPr>
+      <w:r>
+        <w:t xml:space="preserve">린다: 아니요. 컴퓨터가 정해요. 동전 던지기처럼요.</w:t>
+      </w:r>
+    </w:p>
+    <w:p>
+      <w:pPr>
+        <w:pStyle w:val="BodyText"/>
+      </w:pPr>
+      <w:r>
+        <w:t xml:space="preserve">스타인: 맞아요. 그리고 위험은 뭐예요?</w:t>
+      </w:r>
+    </w:p>
+    <w:p>
+      <w:pPr>
+        <w:pStyle w:val="BodyText"/>
+      </w:pPr>
+      <w:r>
+        <w:t xml:space="preserve">린다: 멍. 부기. 덩어리. 그리고 드물게 혈관이 막히는 것.</w:t>
+      </w:r>
+    </w:p>
+    <w:p>
+      <w:pPr>
+        <w:pStyle w:val="BodyText"/>
+      </w:pPr>
+      <w:r>
+        <w:t xml:space="preserve">스타인: 그리고 그런 일이 생기면요?</w:t>
+      </w:r>
+    </w:p>
+    <w:p>
+      <w:pPr>
+        <w:pStyle w:val="BodyText"/>
+      </w:pPr>
+      <w:r>
+        <w:t xml:space="preserve">린다: 녹이는 약이 있어요. 키트도 보여 주셨잖아요.</w:t>
+      </w:r>
+    </w:p>
+    <w:p>
+      <w:pPr>
+        <w:pStyle w:val="BodyText"/>
+      </w:pPr>
+      <w:r>
+        <w:t xml:space="preserve">엘레나: 정확해요. 어떤 의사들보다 더 잘 이해하시네요.</w:t>
+      </w:r>
+    </w:p>
+    <w:p>
+      <w:pPr>
+        <w:pStyle w:val="BodyText"/>
+      </w:pPr>
+      <w:r>
+        <w:t xml:space="preserve">린다: 저 고등학교 사서예요. 작은 글씨 읽는 게 직업이에요.</w:t>
+      </w:r>
+    </w:p>
+    <w:p>
+      <w:pPr>
+        <w:pStyle w:val="BodyText"/>
+      </w:pPr>
+      <w:r>
+        <w:t xml:space="preserve">스타인: 선택 사항이 하나 있어요. 용해 하위 연구. 기억해요?</w:t>
+      </w:r>
+    </w:p>
+    <w:p>
+      <w:pPr>
+        <w:pStyle w:val="BodyText"/>
+      </w:pPr>
+      <w:r>
+        <w:t xml:space="preserve">린다: 조금 주사하고 일부러 녹이는 거요?</w:t>
+      </w:r>
+    </w:p>
+    <w:p>
+      <w:pPr>
+        <w:pStyle w:val="BodyText"/>
+      </w:pPr>
+      <w:r>
+        <w:t xml:space="preserve">스타인: 네. 그 부분은 거절하고 본 연구에만 참여해도 돼요. 거절해도 우리가 린다 씨를 대하는 방식은 하나도 달라지지 않으니까, 편한 쪽으로 선택하세요.</w:t>
+      </w:r>
+    </w:p>
+    <w:p>
+      <w:pPr>
+        <w:pStyle w:val="BodyText"/>
+      </w:pPr>
+      <w:r>
+        <w:t xml:space="preserve">린다: 그럼 거절할게요. 본 연구만요. 괜찮아요?</w:t>
+      </w:r>
+    </w:p>
+    <w:p>
+      <w:pPr>
+        <w:pStyle w:val="BodyText"/>
+      </w:pPr>
+      <w:r>
+        <w:t xml:space="preserve">스타인: 완전히 괜찮아요. 말해 줘서 고마워요.</w:t>
+      </w:r>
+    </w:p>
+    <w:p>
+      <w:pPr>
+        <w:pStyle w:val="BodyText"/>
+      </w:pPr>
+      <w:r>
+        <w:t xml:space="preserve">노아: 이유를 여쭤봐도 될까요? 괜찮으시다면요. 이해하고 싶어서요.</w:t>
+      </w:r>
+    </w:p>
+    <w:p>
+      <w:pPr>
+        <w:pStyle w:val="BodyText"/>
+      </w:pPr>
+      <w:r>
+        <w:t xml:space="preserve">엘레나: 노아. 설명할 의무가 없어요.</w:t>
+      </w:r>
+    </w:p>
+    <w:p>
+      <w:pPr>
+        <w:pStyle w:val="BodyText"/>
+      </w:pPr>
+      <w:r>
+        <w:t xml:space="preserve">린다: 괜찮아요. 바늘을 안 좋아해요. 주사는 한 번이면 충분해요.</w:t>
+      </w:r>
+    </w:p>
+    <w:p>
+      <w:pPr>
+        <w:pStyle w:val="BodyText"/>
+      </w:pPr>
+      <w:r>
+        <w:t xml:space="preserve">노아: 충분히 이해가 돼요. 감사합니다.</w:t>
+      </w:r>
+    </w:p>
+    <w:p>
+      <w:pPr>
+        <w:pStyle w:val="BodyText"/>
+      </w:pPr>
+      <w:r>
+        <w:t xml:space="preserve">스타인: 마지막 질문이에요, 린다. 언제든, 어떤 이유로든 그만둘 수 있다는 거 알아요?</w:t>
+      </w:r>
+    </w:p>
+    <w:p>
+      <w:pPr>
+        <w:pStyle w:val="BodyText"/>
+      </w:pPr>
+      <w:r>
+        <w:t xml:space="preserve">린다: 네. 4페이지.</w:t>
+      </w:r>
+      <w:r>
+        <w:t xml:space="preserve"> </w:t>
+      </w:r>
+      <w:r>
+        <w:t xml:space="preserve">“</w:t>
+      </w:r>
+      <w:r>
+        <w:t xml:space="preserve">언제든지 연구에서 빠질 수 있습니다.</w:t>
+      </w:r>
+      <w:r>
+        <w:t xml:space="preserve">”</w:t>
+      </w:r>
+    </w:p>
+    <w:p>
+      <w:pPr>
+        <w:pStyle w:val="BodyText"/>
+      </w:pPr>
+      <w:r>
+        <w:t xml:space="preserve">스타인: 그럼 준비되셨으면 여기에 서명하고 날짜를 적어 주세요.</w:t>
+      </w:r>
+    </w:p>
+    <w:p>
+      <w:pPr>
+        <w:pStyle w:val="BodyText"/>
+      </w:pPr>
+      <w:r>
+        <w:t xml:space="preserve">린다: 11월 14일. 린다 헤이스. 됐어요.</w:t>
+      </w:r>
+    </w:p>
+    <w:p>
+      <w:pPr>
+        <w:pStyle w:val="BodyText"/>
+      </w:pPr>
+      <w:r>
+        <w:t xml:space="preserve">그레이스: 피험자 001. 오전 7시 42분 동의 완료.</w:t>
+      </w:r>
+    </w:p>
+    <w:p>
+      <w:pPr>
+        <w:pStyle w:val="BodyText"/>
+      </w:pPr>
+      <w:r>
+        <w:t xml:space="preserve">스타인: 타마라, 무작위 배정 돌려 줘요.</w:t>
+      </w:r>
+    </w:p>
+    <w:p>
+      <w:pPr>
+        <w:pStyle w:val="BodyText"/>
+      </w:pPr>
+      <w:r>
+        <w:t xml:space="preserve">엘레나: 바로 이 순간이네요.</w:t>
+      </w:r>
+    </w:p>
+    <w:p>
+      <w:pPr>
+        <w:pStyle w:val="BodyText"/>
+      </w:pPr>
+      <w:r>
+        <w:t xml:space="preserve">노아: 응급실 이후 13개월. 냅킨 한 장에서 이 의자까지 13개월. 자꾸 그날 밤 릴리 생각이 나요. 우리 모두 얼마나 겁에 질렸었는지.</w:t>
+      </w:r>
+    </w:p>
+    <w:bookmarkEnd w:id="33"/>
+    <w:bookmarkStart w:id="34" w:name="장면2-시술-1"/>
+    <w:p>
+      <w:pPr>
+        <w:pStyle w:val="Heading3"/>
+      </w:pPr>
+      <w:r>
+        <w:t xml:space="preserve">장면2 — 시술</w:t>
+      </w:r>
+    </w:p>
+    <w:p>
+      <w:pPr>
+        <w:pStyle w:val="FirstParagraph"/>
+      </w:pPr>
+      <w:r>
+        <w:t xml:space="preserve">스타인: 시스템이 배정을 마쳤어요, 린다. 시작할 준비가 됐어요.</w:t>
+      </w:r>
+    </w:p>
+    <w:p>
+      <w:pPr>
+        <w:pStyle w:val="BodyText"/>
+      </w:pPr>
+      <w:r>
+        <w:t xml:space="preserve">린다: 저는 어느 쪽이에요?</w:t>
+      </w:r>
+    </w:p>
+    <w:p>
+      <w:pPr>
+        <w:pStyle w:val="BodyText"/>
+      </w:pPr>
+      <w:r>
+        <w:t xml:space="preserve">스타인: 나는 알지만 평가자는 몰라요. 평가자는 사진과 점수만 보거든요. 그래야 결과가 정직해져요. 아무도, 실수로라도 신제품 편을 들 수 없죠.</w:t>
+      </w:r>
+    </w:p>
+    <w:p>
+      <w:pPr>
+        <w:pStyle w:val="BodyText"/>
+      </w:pPr>
+      <w:r>
+        <w:t xml:space="preserve">린다: 블라인드 맛 테스트처럼요.</w:t>
+      </w:r>
+    </w:p>
+    <w:p>
+      <w:pPr>
+        <w:pStyle w:val="BodyText"/>
+      </w:pPr>
+      <w:r>
+        <w:t xml:space="preserve">스타인: 딱 그거예요. 먼저 피부를 소독할게요. 차가울 거예요.</w:t>
+      </w:r>
+    </w:p>
+    <w:p>
+      <w:pPr>
+        <w:pStyle w:val="BodyText"/>
+      </w:pPr>
+      <w:r>
+        <w:t xml:space="preserve">린다: 네.</w:t>
+      </w:r>
+    </w:p>
+    <w:p>
+      <w:pPr>
+        <w:pStyle w:val="BodyText"/>
+      </w:pPr>
+      <w:r>
+        <w:t xml:space="preserve">스타인: 이제 살짝 따끔해요. 숨 내쉬어요.</w:t>
+      </w:r>
+    </w:p>
+    <w:p>
+      <w:pPr>
+        <w:pStyle w:val="BodyText"/>
+      </w:pPr>
+      <w:r>
+        <w:t xml:space="preserve">린다: 아. 생각보다 괜찮네요.</w:t>
+      </w:r>
+    </w:p>
+    <w:p>
+      <w:pPr>
+        <w:pStyle w:val="BodyText"/>
+      </w:pPr>
+      <w:r>
+        <w:t xml:space="preserve">스타인: 제품에 리도카인이 들어 있어요. 들어가면서 마취가 돼요.</w:t>
+      </w:r>
+    </w:p>
+    <w:p>
+      <w:pPr>
+        <w:pStyle w:val="BodyText"/>
+      </w:pPr>
+      <w:r>
+        <w:t xml:space="preserve">엘레나: 흐름은 어때요, 레이첼? 손으로 느끼기에?</w:t>
+      </w:r>
+    </w:p>
+    <w:p>
+      <w:pPr>
+        <w:pStyle w:val="BodyText"/>
+      </w:pPr>
+      <w:r>
+        <w:t xml:space="preserve">스타인: 부드러워요. 고르고. 아주 잘 제어돼요. 따뜻한 꿀처럼.</w:t>
+      </w:r>
+    </w:p>
+    <w:p>
+      <w:pPr>
+        <w:pStyle w:val="BodyText"/>
+      </w:pPr>
+      <w:r>
+        <w:t xml:space="preserve">노아: 따뜻한 꿀. 프리야가 들으면 울 거예요.</w:t>
+      </w:r>
+    </w:p>
+    <w:p>
+      <w:pPr>
+        <w:pStyle w:val="BodyText"/>
+      </w:pPr>
+      <w:r>
+        <w:t xml:space="preserve">스타인: 프리야가 누구예요?</w:t>
+      </w:r>
+    </w:p>
+    <w:p>
+      <w:pPr>
+        <w:pStyle w:val="BodyText"/>
+      </w:pPr>
+      <w:r>
+        <w:t xml:space="preserve">그레이스: 우리 CTO예요. 1년 동안 치약을 꿀로 바꿨어요.</w:t>
+      </w:r>
+    </w:p>
+    <w:p>
+      <w:pPr>
+        <w:pStyle w:val="BodyText"/>
+      </w:pPr>
+      <w:r>
+        <w:t xml:space="preserve">스타인: 무슨 말인지 전혀 모르겠지만, 좋다고 전해 줘요.</w:t>
+      </w:r>
+    </w:p>
+    <w:p>
+      <w:pPr>
+        <w:pStyle w:val="BodyText"/>
+      </w:pPr>
+      <w:r>
+        <w:t xml:space="preserve">린다: 벌써 한쪽 끝났어요?</w:t>
+      </w:r>
+    </w:p>
+    <w:p>
+      <w:pPr>
+        <w:pStyle w:val="BodyText"/>
+      </w:pPr>
+      <w:r>
+        <w:t xml:space="preserve">스타인: 한쪽 끝. 이제 반대쪽이요. 다시 살짝 따끔해요.</w:t>
+      </w:r>
+    </w:p>
+    <w:p>
+      <w:pPr>
+        <w:pStyle w:val="BodyText"/>
+      </w:pPr>
+      <w:r>
+        <w:t xml:space="preserve">린다: 괜찮아요. 계속하세요.</w:t>
+      </w:r>
+    </w:p>
+    <w:p>
+      <w:pPr>
+        <w:pStyle w:val="BodyText"/>
+      </w:pPr>
+      <w:r>
+        <w:t xml:space="preserve">스타인: 거의 끝났어요. 살짝 마사지. 됐어요. 끝.</w:t>
+      </w:r>
+    </w:p>
+    <w:p>
+      <w:pPr>
+        <w:pStyle w:val="BodyText"/>
+      </w:pPr>
+      <w:r>
+        <w:t xml:space="preserve">린다: 이게 다예요? 10분?</w:t>
+      </w:r>
+    </w:p>
+    <w:p>
+      <w:pPr>
+        <w:pStyle w:val="BodyText"/>
+      </w:pPr>
+      <w:r>
+        <w:t xml:space="preserve">스타인: 그게 다예요. 타마라가 사진을 찍을 거예요. 그다음 30분 쉬세요.</w:t>
+      </w:r>
+    </w:p>
+    <w:p>
+      <w:pPr>
+        <w:pStyle w:val="BodyText"/>
+      </w:pPr>
+      <w:r>
+        <w:t xml:space="preserve">린다: 봐도 돼요? 어머. 벌써 차이가 보여요. 정상이에요?</w:t>
+      </w:r>
+    </w:p>
+    <w:p>
+      <w:pPr>
+        <w:pStyle w:val="BodyText"/>
+      </w:pPr>
+      <w:r>
+        <w:t xml:space="preserve">엘레나: 완전히 정상이에요. 약간 붉은 것도요. 금방 가라앉아요.</w:t>
+      </w:r>
+    </w:p>
+    <w:p>
+      <w:pPr>
+        <w:pStyle w:val="BodyText"/>
+      </w:pPr>
+      <w:r>
+        <w:t xml:space="preserve">스타인: 필러는 즉시 효과가 나요. 최종 결과는 2주 뒤에 자리 잡아요.</w:t>
+      </w:r>
+    </w:p>
+    <w:p>
+      <w:pPr>
+        <w:pStyle w:val="BodyText"/>
+      </w:pPr>
+      <w:r>
+        <w:t xml:space="preserve">린다: 남편이 안 믿을 거예요.</w:t>
+      </w:r>
+    </w:p>
+    <w:p>
+      <w:pPr>
+        <w:pStyle w:val="BodyText"/>
+      </w:pPr>
+      <w:r>
+        <w:t xml:space="preserve">엘레나: 린다, 뭔가 이상하면 밤이든 낮이든 카드에 있는 번호로 전화하세요. 대부분은 사소한 일이지만, 몇몇 문제는 빨리 치료해야 해서 일찍 연락받는 게 훨씬 나아요.</w:t>
+      </w:r>
+    </w:p>
+    <w:p>
+      <w:pPr>
+        <w:pStyle w:val="BodyText"/>
+      </w:pPr>
+      <w:r>
+        <w:t xml:space="preserve">린다: 밤에도요?</w:t>
+      </w:r>
+    </w:p>
+    <w:p>
+      <w:pPr>
+        <w:pStyle w:val="BodyText"/>
+      </w:pPr>
+      <w:r>
+        <w:t xml:space="preserve">스타인: 밤에는 특히요. 통증, 색 변화, 뭐든 이상하면. 전화해요.</w:t>
+      </w:r>
+    </w:p>
+    <w:p>
+      <w:pPr>
+        <w:pStyle w:val="BodyText"/>
+      </w:pPr>
+      <w:r>
+        <w:t xml:space="preserve">린다: 그럴게요. 모두 감사해요. 이거… 생각보다 쉬웠어요.</w:t>
+      </w:r>
+    </w:p>
+    <w:p>
+      <w:pPr>
+        <w:pStyle w:val="BodyText"/>
+      </w:pPr>
+      <w:r>
+        <w:t xml:space="preserve">노아: 감사해요, 린다. 당신이 첫 번째예요. 언제나 첫 번째일 거예요.</w:t>
+      </w:r>
+    </w:p>
+    <w:bookmarkEnd w:id="34"/>
+    <w:bookmarkStart w:id="35" w:name="절정전환-다음-날-첫-이상반응-1"/>
+    <w:p>
+      <w:pPr>
+        <w:pStyle w:val="Heading3"/>
+      </w:pPr>
+      <w:r>
+        <w:t xml:space="preserve">절정·전환 — 다음 날, 첫 이상반응</w:t>
+      </w:r>
+    </w:p>
+    <w:p>
+      <w:pPr>
+        <w:pStyle w:val="FirstParagraph"/>
+      </w:pPr>
+      <w:r>
+        <w:t xml:space="preserve">그레이스: 다들 들어왔어요? 정오에 스타인 박사님 병원에서 전화 왔어요.</w:t>
+      </w:r>
+    </w:p>
+    <w:p>
+      <w:pPr>
+        <w:pStyle w:val="BodyText"/>
+      </w:pPr>
+      <w:r>
+        <w:t xml:space="preserve">노아: 린다 괜찮아요? 무슨 일이에요?</w:t>
+      </w:r>
+    </w:p>
+    <w:p>
+      <w:pPr>
+        <w:pStyle w:val="BodyText"/>
+      </w:pPr>
+      <w:r>
+        <w:t xml:space="preserve">그레이스: 괜찮아요. 오늘 아침에 왼쪽에 멍과 부기가 있다고 전화했대요. 스타인 박사님 팀이 봤고, 자세한 건 제가 말씀드릴게요. 하지만 먼저, 아무도 당황할 필요 없어요.</w:t>
+      </w:r>
+    </w:p>
+    <w:p>
+      <w:pPr>
+        <w:pStyle w:val="BodyText"/>
+      </w:pPr>
+      <w:r>
+        <w:t xml:space="preserve">노아: 멍이요? 위험해요? 임상을 멈춰야 해요?</w:t>
+      </w:r>
+    </w:p>
+    <w:p>
+      <w:pPr>
+        <w:pStyle w:val="BodyText"/>
+      </w:pPr>
+      <w:r>
+        <w:t xml:space="preserve">엘레나: 노아. 숨 쉬어요. 프로토콜대로 해요.</w:t>
+      </w:r>
+    </w:p>
+    <w:p>
+      <w:pPr>
+        <w:pStyle w:val="BodyText"/>
+      </w:pPr>
+      <w:r>
+        <w:t xml:space="preserve">노아: 미안해요. 그냥… 우리 첫 환자잖아요. 13개월 동안 그녀는 계획서 속 숫자일 뿐이었어요. 그런데 이제 이름이 있고, 남편이 있고, 멍이 있으니까 너무 실감이 나요.</w:t>
+      </w:r>
+    </w:p>
+    <w:p>
+      <w:pPr>
+        <w:pStyle w:val="BodyText"/>
+      </w:pPr>
+      <w:r>
+        <w:t xml:space="preserve">엘레나: 알아요. 그래서 프로토콜을 따르는 거예요. 차분한 규칙을 폭풍 속에서 쓰는 거죠.</w:t>
+      </w:r>
+    </w:p>
+    <w:p>
+      <w:pPr>
+        <w:pStyle w:val="BodyText"/>
+      </w:pPr>
+      <w:r>
+        <w:t xml:space="preserve">그레이스: 스타인 박사님이 한 시간 전에 진찰했어요. 피부색 정상. 통증 없음. 혈류 양호.</w:t>
+      </w:r>
+    </w:p>
+    <w:p>
+      <w:pPr>
+        <w:pStyle w:val="BodyText"/>
+      </w:pPr>
+      <w:r>
+        <w:t xml:space="preserve">마커스: 그럼 혈관이 막힌 건 아니네?</w:t>
+      </w:r>
+    </w:p>
+    <w:p>
+      <w:pPr>
+        <w:pStyle w:val="BodyText"/>
+      </w:pPr>
+      <w:r>
+        <w:t xml:space="preserve">엘레나: 아니에요. 멍과 부기는 어떤 필러든 예상되는 반응이에요. 동의서에도 있고요.</w:t>
+      </w:r>
+    </w:p>
+    <w:p>
+      <w:pPr>
+        <w:pStyle w:val="BodyText"/>
+      </w:pPr>
+      <w:r>
+        <w:t xml:space="preserve">프리야: 예상된 거라. 그럼 문제가 아닌 거예요?</w:t>
+      </w:r>
+    </w:p>
+    <w:p>
+      <w:pPr>
+        <w:pStyle w:val="BodyText"/>
+      </w:pPr>
+      <w:r>
+        <w:t xml:space="preserve">엘레나: 예상된 것이 아무것도 아닌 것과 같진 않아요. 그래도 세부 사항까지 전부 기록해요. 멍 하나는 별 의미가 없지만, 멍 쉰 개는 뭔가를 말해 줄 수 있거든요. 패턴은 기록 속에서만 보여요.</w:t>
+      </w:r>
+    </w:p>
+    <w:p>
+      <w:pPr>
+        <w:pStyle w:val="BodyText"/>
+      </w:pPr>
+      <w:r>
+        <w:t xml:space="preserve">그레이스: 이상반응으로 기록했어요. 경미. 비중대. 예상됨.</w:t>
+      </w:r>
+    </w:p>
+    <w:p>
+      <w:pPr>
+        <w:pStyle w:val="BodyText"/>
+      </w:pPr>
+      <w:r>
+        <w:t xml:space="preserve">마커스: 뭐가</w:t>
+      </w:r>
+      <w:r>
+        <w:t xml:space="preserve"> </w:t>
+      </w:r>
+      <w:r>
+        <w:t xml:space="preserve">“</w:t>
+      </w:r>
+      <w:r>
+        <w:t xml:space="preserve">중대한</w:t>
+      </w:r>
+      <w:r>
+        <w:t xml:space="preserve">”</w:t>
+      </w:r>
+      <w:r>
+        <w:t xml:space="preserve"> </w:t>
+      </w:r>
+      <w:r>
+        <w:t xml:space="preserve">거야?</w:t>
+      </w:r>
+    </w:p>
+    <w:p>
+      <w:pPr>
+        <w:pStyle w:val="BodyText"/>
+      </w:pPr>
+      <w:r>
+        <w:t xml:space="preserve">그레이스: 입원, 영구적 손상, 또는 생명을 위협하는 것. 그런 게 중대한 사건이고, 보고 기한이 엄격해요. 린다 씨 같은 멍은 기록해서 정해진 일반 일정에 따라 보고해요.</w:t>
+      </w:r>
+    </w:p>
+    <w:p>
+      <w:pPr>
+        <w:pStyle w:val="BodyText"/>
+      </w:pPr>
+      <w:r>
+        <w:t xml:space="preserve">엘레나: 그리고 기기와 관련된 예상치 못한 건 FDA에 보고해야 해요. 빨리.</w:t>
+      </w:r>
+    </w:p>
+    <w:p>
+      <w:pPr>
+        <w:pStyle w:val="BodyText"/>
+      </w:pPr>
+      <w:r>
+        <w:t xml:space="preserve">노아: 이건 둘 다 아니네요. 좋아요. 그래요.</w:t>
+      </w:r>
+    </w:p>
+    <w:p>
+      <w:pPr>
+        <w:pStyle w:val="BodyText"/>
+      </w:pPr>
+      <w:r>
+        <w:t xml:space="preserve">그레이스: 스타인 박사님이 월요일에 다시 봐요. 표준 추적 관찰이에요.</w:t>
+      </w:r>
+    </w:p>
+    <w:p>
+      <w:pPr>
+        <w:pStyle w:val="BodyText"/>
+      </w:pPr>
+      <w:r>
+        <w:t xml:space="preserve">프리야: 어느 군이었는지 알아요? Veyra인지 루마덤인지?</w:t>
+      </w:r>
+    </w:p>
+    <w:p>
+      <w:pPr>
+        <w:pStyle w:val="BodyText"/>
+      </w:pPr>
+      <w:r>
+        <w:t xml:space="preserve">엘레나: 몰라요. 그리고 몰라야 해요. 그게 눈가림의 목적이에요.</w:t>
+      </w:r>
+    </w:p>
+    <w:p>
+      <w:pPr>
+        <w:pStyle w:val="BodyText"/>
+      </w:pPr>
+      <w:r>
+        <w:t xml:space="preserve">노아: 우리도 모른다고요?</w:t>
+      </w:r>
+    </w:p>
+    <w:p>
+      <w:pPr>
+        <w:pStyle w:val="BodyText"/>
+      </w:pPr>
+      <w:r>
+        <w:t xml:space="preserve">그레이스: 스폰서 팀도 눈가림 상태를 유지해요. 데이터가 잠길 때까지.</w:t>
+      </w:r>
+    </w:p>
+    <w:p>
+      <w:pPr>
+        <w:pStyle w:val="BodyText"/>
+      </w:pPr>
+      <w:r>
+        <w:t xml:space="preserve">마커스: 그러니까 2년 동안 우리 제품이 효과가 있는지 모른다는 거야?</w:t>
+      </w:r>
+    </w:p>
+    <w:p>
+      <w:pPr>
+        <w:pStyle w:val="BodyText"/>
+      </w:pPr>
+      <w:r>
+        <w:t xml:space="preserve">엘레나: 확실히는요. 눈가림 해제된 안전성 데이터는 환자 보호를 위해 DSMB만 봐요. 우리가 그걸 보면 희망에 기대서 결정을 내리기 시작할 수 있고, 그건 임상을 망쳐요.</w:t>
+      </w:r>
+    </w:p>
+    <w:p>
+      <w:pPr>
+        <w:pStyle w:val="BodyText"/>
+      </w:pPr>
+      <w:r>
+        <w:t xml:space="preserve">노아: 내 인생에서 가장 긴 2년이 되겠네요.</w:t>
+      </w:r>
+    </w:p>
+    <w:bookmarkEnd w:id="35"/>
+    <w:bookmarkStart w:id="36" w:name="마무리-일주일-뒤-금요일-첫-주-결산-1"/>
+    <w:p>
+      <w:pPr>
+        <w:pStyle w:val="Heading3"/>
+      </w:pPr>
+      <w:r>
+        <w:t xml:space="preserve">마무리 — 일주일 뒤 금요일, 첫 주 결산</w:t>
+      </w:r>
+    </w:p>
+    <w:p>
+      <w:pPr>
+        <w:pStyle w:val="FirstParagraph"/>
+      </w:pPr>
+      <w:r>
+        <w:t xml:space="preserve">그레이스: 첫 주가 끝났어요. 등록 현황. 사이트 다섯 곳에서 환자 열두 명.</w:t>
+      </w:r>
+    </w:p>
+    <w:p>
+      <w:pPr>
+        <w:pStyle w:val="BodyText"/>
+      </w:pPr>
+      <w:r>
+        <w:t xml:space="preserve">마커스: 열둘. 300명 중에.</w:t>
+      </w:r>
+    </w:p>
+    <w:p>
+      <w:pPr>
+        <w:pStyle w:val="BodyText"/>
+      </w:pPr>
+      <w:r>
+        <w:t xml:space="preserve">그레이스: 그중 여덟 명은 스타인 박사님이 직접 등록했어요.</w:t>
+      </w:r>
+    </w:p>
+    <w:p>
+      <w:pPr>
+        <w:pStyle w:val="BodyText"/>
+      </w:pPr>
+      <w:r>
+        <w:t xml:space="preserve">스타인: 빠르다고 했잖아요. 대기자 명단이 길고, 환자들이 날 믿어요. 연구가 제대로 진행된다고 내가 말하면 참여해요. 신뢰가 진짜 등록 도구예요.</w:t>
+      </w:r>
+    </w:p>
+    <w:p>
+      <w:pPr>
+        <w:pStyle w:val="BodyText"/>
+      </w:pPr>
+      <w:r>
+        <w:t xml:space="preserve">엘레나: 린다는 어때요?</w:t>
+      </w:r>
+    </w:p>
+    <w:p>
+      <w:pPr>
+        <w:pStyle w:val="BodyText"/>
+      </w:pPr>
+      <w:r>
+        <w:t xml:space="preserve">스타인: 멍은 거의 사라졌어요. 월요일에 쿠키를 가져왔더라고요. 타마라랑 나한테.</w:t>
+      </w:r>
+    </w:p>
+    <w:p>
+      <w:pPr>
+        <w:pStyle w:val="BodyText"/>
+      </w:pPr>
+      <w:r>
+        <w:t xml:space="preserve">노아: 쿠키라. 좋은 신호네요.</w:t>
+      </w:r>
+    </w:p>
+    <w:p>
+      <w:pPr>
+        <w:pStyle w:val="BodyText"/>
+      </w:pPr>
+      <w:r>
+        <w:t xml:space="preserve">스타인: 불만인 환자는 빵을 굽지 않아요.</w:t>
+      </w:r>
+    </w:p>
+    <w:p>
+      <w:pPr>
+        <w:pStyle w:val="BodyText"/>
+      </w:pPr>
+      <w:r>
+        <w:t xml:space="preserve">그레이스: 이 속도면 300명 전원이 약 9개월 걸려요. 하지만 등록은 첫 몇 주의 열기가 지나면 느려지는 경우가 많아서, 모든 사이트를 계속 꼼꼼히 지켜볼 거예요.</w:t>
+      </w:r>
+    </w:p>
+    <w:p>
+      <w:pPr>
+        <w:pStyle w:val="BodyText"/>
+      </w:pPr>
+      <w:r>
+        <w:t xml:space="preserve">엘레나: 그다음 6개월 추적 관찰. 그다음 12개월 데이터. 그다음 분석.</w:t>
+      </w:r>
+    </w:p>
+    <w:p>
+      <w:pPr>
+        <w:pStyle w:val="BodyText"/>
+      </w:pPr>
+      <w:r>
+        <w:t xml:space="preserve">노아: 그럼 첫 답은 약 18개월 뒤에 나오네요.</w:t>
+      </w:r>
+    </w:p>
+    <w:p>
+      <w:pPr>
+        <w:pStyle w:val="BodyText"/>
+      </w:pPr>
+      <w:r>
+        <w:t xml:space="preserve">스타인: 18개월. 진실은 그만큼 걸려요.</w:t>
+      </w:r>
+    </w:p>
+    <w:p>
+      <w:pPr>
+        <w:pStyle w:val="BodyText"/>
+      </w:pPr>
+      <w:r>
+        <w:t xml:space="preserve">노아: 그때까지 우린 뭘 해요?</w:t>
+      </w:r>
+    </w:p>
+    <w:p>
+      <w:pPr>
+        <w:pStyle w:val="BodyText"/>
+      </w:pPr>
+      <w:r>
+        <w:t xml:space="preserve">엘레나: 각자 할 일이요. 임상을 잘 운영하고. 엿보지 말고. 당황하지 말고.</w:t>
+      </w:r>
+    </w:p>
+    <w:p>
+      <w:pPr>
+        <w:pStyle w:val="BodyText"/>
+      </w:pPr>
+      <w:r>
+        <w:t xml:space="preserve">스타인: 18개월 뒤면, 당신들이 옳았는지 알게 될 거예요.</w:t>
+      </w:r>
+    </w:p>
+    <w:bookmarkEnd w:id="36"/>
+    <w:bookmarkEnd w:id="37"/>
+    <w:bookmarkEnd w:id="38"/>
     <w:sectPr/>
   </w:body>
 </w:document>
@@ -3612,583 +3559,8 @@
       </w:pPr>
     </w:lvl>
   </w:abstractNum>
-  <w:abstractNum w:abstractNumId="99411">
-    <w:nsid w:val="A99411"/>
-    <w:multiLevelType w:val="multilevel"/>
-    <w:lvl w:ilvl="0">
-      <w:start w:val="1"/>
-      <w:numFmt w:val="decimal"/>
-      <w:lvlText w:val="%1."/>
-      <w:lvlJc w:val="left"/>
-      <w:pPr>
-        <w:ind w:left="720" w:hanging="480"/>
-      </w:pPr>
-    </w:lvl>
-    <w:lvl w:ilvl="1">
-      <w:start w:val="1"/>
-      <w:numFmt w:val="decimal"/>
-      <w:lvlText w:val="%2."/>
-      <w:lvlJc w:val="left"/>
-      <w:pPr>
-        <w:ind w:left="1440" w:hanging="480"/>
-      </w:pPr>
-    </w:lvl>
-    <w:lvl w:ilvl="2">
-      <w:start w:val="1"/>
-      <w:numFmt w:val="decimal"/>
-      <w:lvlText w:val="%3."/>
-      <w:lvlJc w:val="left"/>
-      <w:pPr>
-        <w:ind w:left="2160" w:hanging="480"/>
-      </w:pPr>
-    </w:lvl>
-    <w:lvl w:ilvl="3">
-      <w:start w:val="1"/>
-      <w:numFmt w:val="decimal"/>
-      <w:lvlText w:val="%4."/>
-      <w:lvlJc w:val="left"/>
-      <w:pPr>
-        <w:ind w:left="2880" w:hanging="480"/>
-      </w:pPr>
-    </w:lvl>
-    <w:lvl w:ilvl="4">
-      <w:start w:val="1"/>
-      <w:numFmt w:val="decimal"/>
-      <w:lvlText w:val="%5."/>
-      <w:lvlJc w:val="left"/>
-      <w:pPr>
-        <w:ind w:left="3600" w:hanging="480"/>
-      </w:pPr>
-    </w:lvl>
-    <w:lvl w:ilvl="5">
-      <w:start w:val="1"/>
-      <w:numFmt w:val="decimal"/>
-      <w:lvlText w:val="%6."/>
-      <w:lvlJc w:val="left"/>
-      <w:pPr>
-        <w:ind w:left="4320" w:hanging="480"/>
-      </w:pPr>
-    </w:lvl>
-    <w:lvl w:ilvl="6">
-      <w:start w:val="1"/>
-      <w:numFmt w:val="decimal"/>
-      <w:lvlText w:val="%7."/>
-      <w:lvlJc w:val="left"/>
-      <w:pPr>
-        <w:ind w:left="5040" w:hanging="480"/>
-      </w:pPr>
-    </w:lvl>
-    <w:lvl w:ilvl="7">
-      <w:start w:val="1"/>
-      <w:numFmt w:val="decimal"/>
-      <w:lvlText w:val="%8."/>
-      <w:lvlJc w:val="left"/>
-      <w:pPr>
-        <w:ind w:left="5760" w:hanging="480"/>
-      </w:pPr>
-    </w:lvl>
-    <w:lvl w:ilvl="8">
-      <w:start w:val="1"/>
-      <w:numFmt w:val="decimal"/>
-      <w:lvlText w:val="%9."/>
-      <w:lvlJc w:val="left"/>
-      <w:pPr>
-        <w:ind w:left="6480" w:hanging="480"/>
-      </w:pPr>
-    </w:lvl>
-  </w:abstractNum>
-  <w:abstractNum w:abstractNumId="994116">
-    <w:nsid w:val="A994116"/>
-    <w:multiLevelType w:val="multilevel"/>
-    <w:lvl w:ilvl="0">
-      <w:start w:val="16"/>
-      <w:numFmt w:val="decimal"/>
-      <w:lvlText w:val="%1."/>
-      <w:lvlJc w:val="left"/>
-      <w:pPr>
-        <w:ind w:left="720" w:hanging="480"/>
-      </w:pPr>
-    </w:lvl>
-    <w:lvl w:ilvl="1">
-      <w:start w:val="16"/>
-      <w:numFmt w:val="decimal"/>
-      <w:lvlText w:val="%2."/>
-      <w:lvlJc w:val="left"/>
-      <w:pPr>
-        <w:ind w:left="1440" w:hanging="480"/>
-      </w:pPr>
-    </w:lvl>
-    <w:lvl w:ilvl="2">
-      <w:start w:val="16"/>
-      <w:numFmt w:val="decimal"/>
-      <w:lvlText w:val="%3."/>
-      <w:lvlJc w:val="left"/>
-      <w:pPr>
-        <w:ind w:left="2160" w:hanging="480"/>
-      </w:pPr>
-    </w:lvl>
-    <w:lvl w:ilvl="3">
-      <w:start w:val="16"/>
-      <w:numFmt w:val="decimal"/>
-      <w:lvlText w:val="%4."/>
-      <w:lvlJc w:val="left"/>
-      <w:pPr>
-        <w:ind w:left="2880" w:hanging="480"/>
-      </w:pPr>
-    </w:lvl>
-    <w:lvl w:ilvl="4">
-      <w:start w:val="16"/>
-      <w:numFmt w:val="decimal"/>
-      <w:lvlText w:val="%5."/>
-      <w:lvlJc w:val="left"/>
-      <w:pPr>
-        <w:ind w:left="3600" w:hanging="480"/>
-      </w:pPr>
-    </w:lvl>
-    <w:lvl w:ilvl="5">
-      <w:start w:val="16"/>
-      <w:numFmt w:val="decimal"/>
-      <w:lvlText w:val="%6."/>
-      <w:lvlJc w:val="left"/>
-      <w:pPr>
-        <w:ind w:left="4320" w:hanging="480"/>
-      </w:pPr>
-    </w:lvl>
-    <w:lvl w:ilvl="6">
-      <w:start w:val="16"/>
-      <w:numFmt w:val="decimal"/>
-      <w:lvlText w:val="%7."/>
-      <w:lvlJc w:val="left"/>
-      <w:pPr>
-        <w:ind w:left="5040" w:hanging="480"/>
-      </w:pPr>
-    </w:lvl>
-    <w:lvl w:ilvl="7">
-      <w:start w:val="16"/>
-      <w:numFmt w:val="decimal"/>
-      <w:lvlText w:val="%8."/>
-      <w:lvlJc w:val="left"/>
-      <w:pPr>
-        <w:ind w:left="5760" w:hanging="480"/>
-      </w:pPr>
-    </w:lvl>
-    <w:lvl w:ilvl="8">
-      <w:start w:val="16"/>
-      <w:numFmt w:val="decimal"/>
-      <w:lvlText w:val="%9."/>
-      <w:lvlJc w:val="left"/>
-      <w:pPr>
-        <w:ind w:left="6480" w:hanging="480"/>
-      </w:pPr>
-    </w:lvl>
-  </w:abstractNum>
-  <w:abstractNum w:abstractNumId="994151">
-    <w:nsid w:val="A994151"/>
-    <w:multiLevelType w:val="multilevel"/>
-    <w:lvl w:ilvl="0">
-      <w:start w:val="51"/>
-      <w:numFmt w:val="decimal"/>
-      <w:lvlText w:val="%1."/>
-      <w:lvlJc w:val="left"/>
-      <w:pPr>
-        <w:ind w:left="720" w:hanging="480"/>
-      </w:pPr>
-    </w:lvl>
-    <w:lvl w:ilvl="1">
-      <w:start w:val="51"/>
-      <w:numFmt w:val="decimal"/>
-      <w:lvlText w:val="%2."/>
-      <w:lvlJc w:val="left"/>
-      <w:pPr>
-        <w:ind w:left="1440" w:hanging="480"/>
-      </w:pPr>
-    </w:lvl>
-    <w:lvl w:ilvl="2">
-      <w:start w:val="51"/>
-      <w:numFmt w:val="decimal"/>
-      <w:lvlText w:val="%3."/>
-      <w:lvlJc w:val="left"/>
-      <w:pPr>
-        <w:ind w:left="2160" w:hanging="480"/>
-      </w:pPr>
-    </w:lvl>
-    <w:lvl w:ilvl="3">
-      <w:start w:val="51"/>
-      <w:numFmt w:val="decimal"/>
-      <w:lvlText w:val="%4."/>
-      <w:lvlJc w:val="left"/>
-      <w:pPr>
-        <w:ind w:left="2880" w:hanging="480"/>
-      </w:pPr>
-    </w:lvl>
-    <w:lvl w:ilvl="4">
-      <w:start w:val="51"/>
-      <w:numFmt w:val="decimal"/>
-      <w:lvlText w:val="%5."/>
-      <w:lvlJc w:val="left"/>
-      <w:pPr>
-        <w:ind w:left="3600" w:hanging="480"/>
-      </w:pPr>
-    </w:lvl>
-    <w:lvl w:ilvl="5">
-      <w:start w:val="51"/>
-      <w:numFmt w:val="decimal"/>
-      <w:lvlText w:val="%6."/>
-      <w:lvlJc w:val="left"/>
-      <w:pPr>
-        <w:ind w:left="4320" w:hanging="480"/>
-      </w:pPr>
-    </w:lvl>
-    <w:lvl w:ilvl="6">
-      <w:start w:val="51"/>
-      <w:numFmt w:val="decimal"/>
-      <w:lvlText w:val="%7."/>
-      <w:lvlJc w:val="left"/>
-      <w:pPr>
-        <w:ind w:left="5040" w:hanging="480"/>
-      </w:pPr>
-    </w:lvl>
-    <w:lvl w:ilvl="7">
-      <w:start w:val="51"/>
-      <w:numFmt w:val="decimal"/>
-      <w:lvlText w:val="%8."/>
-      <w:lvlJc w:val="left"/>
-      <w:pPr>
-        <w:ind w:left="5760" w:hanging="480"/>
-      </w:pPr>
-    </w:lvl>
-    <w:lvl w:ilvl="8">
-      <w:start w:val="51"/>
-      <w:numFmt w:val="decimal"/>
-      <w:lvlText w:val="%9."/>
-      <w:lvlJc w:val="left"/>
-      <w:pPr>
-        <w:ind w:left="6480" w:hanging="480"/>
-      </w:pPr>
-    </w:lvl>
-  </w:abstractNum>
-  <w:abstractNum w:abstractNumId="994181">
-    <w:nsid w:val="A994181"/>
-    <w:multiLevelType w:val="multilevel"/>
-    <w:lvl w:ilvl="0">
-      <w:start w:val="81"/>
-      <w:numFmt w:val="decimal"/>
-      <w:lvlText w:val="%1."/>
-      <w:lvlJc w:val="left"/>
-      <w:pPr>
-        <w:ind w:left="720" w:hanging="480"/>
-      </w:pPr>
-    </w:lvl>
-    <w:lvl w:ilvl="1">
-      <w:start w:val="81"/>
-      <w:numFmt w:val="decimal"/>
-      <w:lvlText w:val="%2."/>
-      <w:lvlJc w:val="left"/>
-      <w:pPr>
-        <w:ind w:left="1440" w:hanging="480"/>
-      </w:pPr>
-    </w:lvl>
-    <w:lvl w:ilvl="2">
-      <w:start w:val="81"/>
-      <w:numFmt w:val="decimal"/>
-      <w:lvlText w:val="%3."/>
-      <w:lvlJc w:val="left"/>
-      <w:pPr>
-        <w:ind w:left="2160" w:hanging="480"/>
-      </w:pPr>
-    </w:lvl>
-    <w:lvl w:ilvl="3">
-      <w:start w:val="81"/>
-      <w:numFmt w:val="decimal"/>
-      <w:lvlText w:val="%4."/>
-      <w:lvlJc w:val="left"/>
-      <w:pPr>
-        <w:ind w:left="2880" w:hanging="480"/>
-      </w:pPr>
-    </w:lvl>
-    <w:lvl w:ilvl="4">
-      <w:start w:val="81"/>
-      <w:numFmt w:val="decimal"/>
-      <w:lvlText w:val="%5."/>
-      <w:lvlJc w:val="left"/>
-      <w:pPr>
-        <w:ind w:left="3600" w:hanging="480"/>
-      </w:pPr>
-    </w:lvl>
-    <w:lvl w:ilvl="5">
-      <w:start w:val="81"/>
-      <w:numFmt w:val="decimal"/>
-      <w:lvlText w:val="%6."/>
-      <w:lvlJc w:val="left"/>
-      <w:pPr>
-        <w:ind w:left="4320" w:hanging="480"/>
-      </w:pPr>
-    </w:lvl>
-    <w:lvl w:ilvl="6">
-      <w:start w:val="81"/>
-      <w:numFmt w:val="decimal"/>
-      <w:lvlText w:val="%7."/>
-      <w:lvlJc w:val="left"/>
-      <w:pPr>
-        <w:ind w:left="5040" w:hanging="480"/>
-      </w:pPr>
-    </w:lvl>
-    <w:lvl w:ilvl="7">
-      <w:start w:val="81"/>
-      <w:numFmt w:val="decimal"/>
-      <w:lvlText w:val="%8."/>
-      <w:lvlJc w:val="left"/>
-      <w:pPr>
-        <w:ind w:left="5760" w:hanging="480"/>
-      </w:pPr>
-    </w:lvl>
-    <w:lvl w:ilvl="8">
-      <w:start w:val="81"/>
-      <w:numFmt w:val="decimal"/>
-      <w:lvlText w:val="%9."/>
-      <w:lvlJc w:val="left"/>
-      <w:pPr>
-        <w:ind w:left="6480" w:hanging="480"/>
-      </w:pPr>
-    </w:lvl>
-  </w:abstractNum>
-  <w:abstractNum w:abstractNumId="9941106">
-    <w:nsid w:val="A9941106"/>
-    <w:multiLevelType w:val="multilevel"/>
-    <w:lvl w:ilvl="0">
-      <w:start w:val="106"/>
-      <w:numFmt w:val="decimal"/>
-      <w:lvlText w:val="%1."/>
-      <w:lvlJc w:val="left"/>
-      <w:pPr>
-        <w:ind w:left="720" w:hanging="480"/>
-      </w:pPr>
-    </w:lvl>
-    <w:lvl w:ilvl="1">
-      <w:start w:val="106"/>
-      <w:numFmt w:val="decimal"/>
-      <w:lvlText w:val="%2."/>
-      <w:lvlJc w:val="left"/>
-      <w:pPr>
-        <w:ind w:left="1440" w:hanging="480"/>
-      </w:pPr>
-    </w:lvl>
-    <w:lvl w:ilvl="2">
-      <w:start w:val="106"/>
-      <w:numFmt w:val="decimal"/>
-      <w:lvlText w:val="%3."/>
-      <w:lvlJc w:val="left"/>
-      <w:pPr>
-        <w:ind w:left="2160" w:hanging="480"/>
-      </w:pPr>
-    </w:lvl>
-    <w:lvl w:ilvl="3">
-      <w:start w:val="106"/>
-      <w:numFmt w:val="decimal"/>
-      <w:lvlText w:val="%4."/>
-      <w:lvlJc w:val="left"/>
-      <w:pPr>
-        <w:ind w:left="2880" w:hanging="480"/>
-      </w:pPr>
-    </w:lvl>
-    <w:lvl w:ilvl="4">
-      <w:start w:val="106"/>
-      <w:numFmt w:val="decimal"/>
-      <w:lvlText w:val="%5."/>
-      <w:lvlJc w:val="left"/>
-      <w:pPr>
-        <w:ind w:left="3600" w:hanging="480"/>
-      </w:pPr>
-    </w:lvl>
-    <w:lvl w:ilvl="5">
-      <w:start w:val="106"/>
-      <w:numFmt w:val="decimal"/>
-      <w:lvlText w:val="%6."/>
-      <w:lvlJc w:val="left"/>
-      <w:pPr>
-        <w:ind w:left="4320" w:hanging="480"/>
-      </w:pPr>
-    </w:lvl>
-    <w:lvl w:ilvl="6">
-      <w:start w:val="106"/>
-      <w:numFmt w:val="decimal"/>
-      <w:lvlText w:val="%7."/>
-      <w:lvlJc w:val="left"/>
-      <w:pPr>
-        <w:ind w:left="5040" w:hanging="480"/>
-      </w:pPr>
-    </w:lvl>
-    <w:lvl w:ilvl="7">
-      <w:start w:val="106"/>
-      <w:numFmt w:val="decimal"/>
-      <w:lvlText w:val="%8."/>
-      <w:lvlJc w:val="left"/>
-      <w:pPr>
-        <w:ind w:left="5760" w:hanging="480"/>
-      </w:pPr>
-    </w:lvl>
-    <w:lvl w:ilvl="8">
-      <w:start w:val="106"/>
-      <w:numFmt w:val="decimal"/>
-      <w:lvlText w:val="%9."/>
-      <w:lvlJc w:val="left"/>
-      <w:pPr>
-        <w:ind w:left="6480" w:hanging="480"/>
-      </w:pPr>
-    </w:lvl>
-  </w:abstractNum>
   <w:num w:numId="1000">
     <w:abstractNumId w:val="990"/>
-  </w:num>
-  <w:num w:numId="1001">
-    <w:abstractNumId w:val="99411"/>
-    <w:lvlOverride w:ilvl="0">
-      <w:startOverride w:val="1"/>
-    </w:lvlOverride>
-    <w:lvlOverride w:ilvl="1">
-      <w:startOverride w:val="1"/>
-    </w:lvlOverride>
-    <w:lvlOverride w:ilvl="2">
-      <w:startOverride w:val="1"/>
-    </w:lvlOverride>
-    <w:lvlOverride w:ilvl="3">
-      <w:startOverride w:val="1"/>
-    </w:lvlOverride>
-    <w:lvlOverride w:ilvl="4">
-      <w:startOverride w:val="1"/>
-    </w:lvlOverride>
-    <w:lvlOverride w:ilvl="5">
-      <w:startOverride w:val="1"/>
-    </w:lvlOverride>
-    <w:lvlOverride w:ilvl="6">
-      <w:startOverride w:val="1"/>
-    </w:lvlOverride>
-    <w:lvlOverride w:ilvl="7">
-      <w:startOverride w:val="1"/>
-    </w:lvlOverride>
-    <w:lvlOverride w:ilvl="8">
-      <w:startOverride w:val="1"/>
-    </w:lvlOverride>
-  </w:num>
-  <w:num w:numId="1002">
-    <w:abstractNumId w:val="994116"/>
-    <w:lvlOverride w:ilvl="0">
-      <w:startOverride w:val="16"/>
-    </w:lvlOverride>
-    <w:lvlOverride w:ilvl="1">
-      <w:startOverride w:val="16"/>
-    </w:lvlOverride>
-    <w:lvlOverride w:ilvl="2">
-      <w:startOverride w:val="16"/>
-    </w:lvlOverride>
-    <w:lvlOverride w:ilvl="3">
-      <w:startOverride w:val="16"/>
-    </w:lvlOverride>
-    <w:lvlOverride w:ilvl="4">
-      <w:startOverride w:val="16"/>
-    </w:lvlOverride>
-    <w:lvlOverride w:ilvl="5">
-      <w:startOverride w:val="16"/>
-    </w:lvlOverride>
-    <w:lvlOverride w:ilvl="6">
-      <w:startOverride w:val="16"/>
-    </w:lvlOverride>
-    <w:lvlOverride w:ilvl="7">
-      <w:startOverride w:val="16"/>
-    </w:lvlOverride>
-    <w:lvlOverride w:ilvl="8">
-      <w:startOverride w:val="16"/>
-    </w:lvlOverride>
-  </w:num>
-  <w:num w:numId="1003">
-    <w:abstractNumId w:val="994151"/>
-    <w:lvlOverride w:ilvl="0">
-      <w:startOverride w:val="51"/>
-    </w:lvlOverride>
-    <w:lvlOverride w:ilvl="1">
-      <w:startOverride w:val="51"/>
-    </w:lvlOverride>
-    <w:lvlOverride w:ilvl="2">
-      <w:startOverride w:val="51"/>
-    </w:lvlOverride>
-    <w:lvlOverride w:ilvl="3">
-      <w:startOverride w:val="51"/>
-    </w:lvlOverride>
-    <w:lvlOverride w:ilvl="4">
-      <w:startOverride w:val="51"/>
-    </w:lvlOverride>
-    <w:lvlOverride w:ilvl="5">
-      <w:startOverride w:val="51"/>
-    </w:lvlOverride>
-    <w:lvlOverride w:ilvl="6">
-      <w:startOverride w:val="51"/>
-    </w:lvlOverride>
-    <w:lvlOverride w:ilvl="7">
-      <w:startOverride w:val="51"/>
-    </w:lvlOverride>
-    <w:lvlOverride w:ilvl="8">
-      <w:startOverride w:val="51"/>
-    </w:lvlOverride>
-  </w:num>
-  <w:num w:numId="1004">
-    <w:abstractNumId w:val="994181"/>
-    <w:lvlOverride w:ilvl="0">
-      <w:startOverride w:val="81"/>
-    </w:lvlOverride>
-    <w:lvlOverride w:ilvl="1">
-      <w:startOverride w:val="81"/>
-    </w:lvlOverride>
-    <w:lvlOverride w:ilvl="2">
-      <w:startOverride w:val="81"/>
-    </w:lvlOverride>
-    <w:lvlOverride w:ilvl="3">
-      <w:startOverride w:val="81"/>
-    </w:lvlOverride>
-    <w:lvlOverride w:ilvl="4">
-      <w:startOverride w:val="81"/>
-    </w:lvlOverride>
-    <w:lvlOverride w:ilvl="5">
-      <w:startOverride w:val="81"/>
-    </w:lvlOverride>
-    <w:lvlOverride w:ilvl="6">
-      <w:startOverride w:val="81"/>
-    </w:lvlOverride>
-    <w:lvlOverride w:ilvl="7">
-      <w:startOverride w:val="81"/>
-    </w:lvlOverride>
-    <w:lvlOverride w:ilvl="8">
-      <w:startOverride w:val="81"/>
-    </w:lvlOverride>
-  </w:num>
-  <w:num w:numId="1005">
-    <w:abstractNumId w:val="9941106"/>
-    <w:lvlOverride w:ilvl="0">
-      <w:startOverride w:val="106"/>
-    </w:lvlOverride>
-    <w:lvlOverride w:ilvl="1">
-      <w:startOverride w:val="106"/>
-    </w:lvlOverride>
-    <w:lvlOverride w:ilvl="2">
-      <w:startOverride w:val="106"/>
-    </w:lvlOverride>
-    <w:lvlOverride w:ilvl="3">
-      <w:startOverride w:val="106"/>
-    </w:lvlOverride>
-    <w:lvlOverride w:ilvl="4">
-      <w:startOverride w:val="106"/>
-    </w:lvlOverride>
-    <w:lvlOverride w:ilvl="5">
-      <w:startOverride w:val="106"/>
-    </w:lvlOverride>
-    <w:lvlOverride w:ilvl="6">
-      <w:startOverride w:val="106"/>
-    </w:lvlOverride>
-    <w:lvlOverride w:ilvl="7">
-      <w:startOverride w:val="106"/>
-    </w:lvlOverride>
-    <w:lvlOverride w:ilvl="8">
-      <w:startOverride w:val="106"/>
-    </w:lvlOverride>
   </w:num>
 </w:numbering>
 </file>
